--- a/06. Ataskaitos knygutė 2026/[4] Kokybiškos studijos ir joms pritaikyta aplinka/[4.4] Tarptautinis bendradarbiavimas ir konferencijos.docx
+++ b/06. Ataskaitos knygutė 2026/[4] Kokybiškos studijos ir joms pritaikyta aplinka/[4.4] Tarptautinis bendradarbiavimas ir konferencijos.docx
@@ -197,7 +197,7 @@
 
 <file path=word/commentsExtended.xml><?xml version="1.0" encoding="utf-8"?>
 <w15:commentsEx xmlns:mc="http://schemas.openxmlformats.org/markup-compatibility/2006" xmlns:w15="http://schemas.microsoft.com/office/word/2012/wordml" mc:Ignorable="w15">
-  <w15:commentEx w15:done="0" w15:paraId="7A535905"/>
+  <w15:commentEx w15:done="1" w15:paraId="7A535905"/>
   <w15:commentEx w15:done="1" w15:paraId="2FA7C280"/>
   <w15:commentEx w15:done="1" w15:paraId="4A0E04EB"/>
   <w15:commentEx w15:done="1" w15:paraId="1D0218C5" w15:paraIdParent="2FA7C280"/>
@@ -702,6 +702,78 @@
         <w:pStyle w:val="Normal"/>
         <w:rPr>
           <w:noProof w:val="0"/>
+          <w:lang w:val="en-GB"/>
+        </w:rPr>
+      </w:pPr>
+      <w:r>
+        <w:rPr>
+          <w:noProof w:val="0"/>
+          <w:lang w:val="en-GB"/>
+        </w:rPr>
+        <w:t xml:space="preserve">Kartu su </w:t>
+      </w:r>
+      <w:r>
+        <w:rPr>
+          <w:noProof w:val="0"/>
+          <w:lang w:val="en-GB"/>
+        </w:rPr>
+        <w:t>Arqus</w:t>
+      </w:r>
+      <w:r>
+        <w:rPr>
+          <w:noProof w:val="0"/>
+          <w:lang w:val="en-GB"/>
+        </w:rPr>
+        <w:t xml:space="preserve"> studentų (-</w:t>
+      </w:r>
+      <w:r>
+        <w:rPr>
+          <w:noProof w:val="0"/>
+          <w:lang w:val="en-GB"/>
+        </w:rPr>
+        <w:t>čių</w:t>
+      </w:r>
+      <w:r>
+        <w:rPr>
+          <w:noProof w:val="0"/>
+          <w:lang w:val="en-GB"/>
+        </w:rPr>
+        <w:t xml:space="preserve">) taryba taip pat inicijuotas bendras iniciatyvų tinklas, kurio metu VU SA pasidalino savo </w:t>
+      </w:r>
+      <w:r>
+        <w:rPr>
+          <w:noProof w:val="0"/>
+          <w:lang w:val="en-GB"/>
+        </w:rPr>
+        <w:t>turimmis</w:t>
+      </w:r>
+      <w:r>
+        <w:rPr>
+          <w:noProof w:val="0"/>
+          <w:lang w:val="en-GB"/>
+        </w:rPr>
+        <w:t xml:space="preserve"> </w:t>
+      </w:r>
+      <w:r>
+        <w:rPr>
+          <w:noProof w:val="0"/>
+          <w:lang w:val="en-GB"/>
+        </w:rPr>
+        <w:t xml:space="preserve">iniciatyvomis ir </w:t>
+      </w:r>
+      <w:r>
+        <w:rPr>
+          <w:noProof w:val="0"/>
+          <w:lang w:val="en-GB"/>
+        </w:rPr>
+        <w:t xml:space="preserve">rado sąlyčio taškų su kitų universitetų organizacijomis. </w:t>
+      </w:r>
+    </w:p>
+    <w:p>
+      <w:pPr>
+        <w:pStyle w:val="Normal"/>
+        <w:rPr>
+          <w:noProof w:val="0"/>
           <w:lang w:val="lt-LT"/>
         </w:rPr>
       </w:pPr>
@@ -817,9 +889,12 @@
     </w:p>
     <w:p>
       <w:pPr>
-        <w:pStyle w:val="Heading1"/>
-        <w:rPr>
-          <w:noProof w:val="0"/>
+        <w:pStyle w:val="Normal"/>
+        <w:rPr>
+          <w:rFonts w:ascii="Aptos" w:hAnsi="Aptos" w:eastAsia="Aptos" w:cs="Aptos"/>
+          <w:noProof w:val="0"/>
+          <w:sz w:val="24"/>
+          <w:szCs w:val="24"/>
           <w:lang w:val="lt-LT"/>
         </w:rPr>
       </w:pPr>
@@ -828,50 +903,3987 @@
           <w:noProof w:val="0"/>
           <w:lang w:val="lt-LT"/>
         </w:rPr>
-        <w:t>Užsienio universitetų apsilankymai Lietuvoje</w:t>
+        <w:t>Poakalbių</w:t>
+      </w:r>
+      <w:r>
+        <w:rPr>
+          <w:noProof w:val="0"/>
+          <w:lang w:val="lt-LT"/>
+        </w:rPr>
+        <w:t xml:space="preserve"> metu su </w:t>
+      </w:r>
+      <w:r>
+        <w:rPr>
+          <w:rFonts w:ascii="Aptos" w:hAnsi="Aptos" w:eastAsia="Aptos" w:cs="Aptos"/>
+          <w:noProof w:val="0"/>
+          <w:sz w:val="24"/>
+          <w:szCs w:val="24"/>
+          <w:lang w:val="lt-LT"/>
+        </w:rPr>
+        <w:t>Notingamo</w:t>
+      </w:r>
+      <w:r>
+        <w:rPr>
+          <w:rFonts w:ascii="Aptos" w:hAnsi="Aptos" w:eastAsia="Aptos" w:cs="Aptos"/>
+          <w:noProof w:val="0"/>
+          <w:sz w:val="24"/>
+          <w:szCs w:val="24"/>
+          <w:lang w:val="lt-LT"/>
+        </w:rPr>
+        <w:t xml:space="preserve"> Trento ir </w:t>
+      </w:r>
+      <w:r>
+        <w:rPr>
+          <w:rFonts w:ascii="Aptos" w:hAnsi="Aptos" w:eastAsia="Aptos" w:cs="Aptos"/>
+          <w:noProof w:val="0"/>
+          <w:sz w:val="24"/>
+          <w:szCs w:val="24"/>
+          <w:lang w:val="lt-LT"/>
+        </w:rPr>
+        <w:t>Vageningeno</w:t>
+      </w:r>
+      <w:r>
+        <w:rPr>
+          <w:rFonts w:ascii="Aptos" w:hAnsi="Aptos" w:eastAsia="Aptos" w:cs="Aptos"/>
+          <w:noProof w:val="0"/>
+          <w:sz w:val="24"/>
+          <w:szCs w:val="24"/>
+          <w:lang w:val="lt-LT"/>
+        </w:rPr>
+        <w:t xml:space="preserve"> universitetais buvo pasidalint</w:t>
+      </w:r>
+      <w:r>
+        <w:rPr>
+          <w:rFonts w:ascii="Aptos" w:hAnsi="Aptos" w:eastAsia="Aptos" w:cs="Aptos"/>
+          <w:noProof w:val="0"/>
+          <w:sz w:val="24"/>
+          <w:szCs w:val="24"/>
+          <w:lang w:val="lt-LT"/>
+        </w:rPr>
+        <w:t>a</w:t>
+      </w:r>
+      <w:r>
+        <w:rPr>
+          <w:rFonts w:ascii="Aptos" w:hAnsi="Aptos" w:eastAsia="Aptos" w:cs="Aptos"/>
+          <w:noProof w:val="0"/>
+          <w:sz w:val="24"/>
+          <w:szCs w:val="24"/>
+          <w:lang w:val="lt-LT"/>
+        </w:rPr>
+        <w:t xml:space="preserve"> VU SA vykdom</w:t>
+      </w:r>
+      <w:r>
+        <w:rPr>
+          <w:rFonts w:ascii="Aptos" w:hAnsi="Aptos" w:eastAsia="Aptos" w:cs="Aptos"/>
+          <w:noProof w:val="0"/>
+          <w:sz w:val="24"/>
+          <w:szCs w:val="24"/>
+          <w:lang w:val="lt-LT"/>
+        </w:rPr>
+        <w:t>a</w:t>
+      </w:r>
+      <w:r>
+        <w:rPr>
+          <w:rFonts w:ascii="Aptos" w:hAnsi="Aptos" w:eastAsia="Aptos" w:cs="Aptos"/>
+          <w:noProof w:val="0"/>
+          <w:sz w:val="24"/>
+          <w:szCs w:val="24"/>
+          <w:lang w:val="lt-LT"/>
+        </w:rPr>
+        <w:t xml:space="preserve"> veikl</w:t>
+      </w:r>
+      <w:r>
+        <w:rPr>
+          <w:rFonts w:ascii="Aptos" w:hAnsi="Aptos" w:eastAsia="Aptos" w:cs="Aptos"/>
+          <w:noProof w:val="0"/>
+          <w:sz w:val="24"/>
+          <w:szCs w:val="24"/>
+          <w:lang w:val="lt-LT"/>
+        </w:rPr>
+        <w:t>a</w:t>
+      </w:r>
+      <w:r>
+        <w:rPr>
+          <w:rFonts w:ascii="Aptos" w:hAnsi="Aptos" w:eastAsia="Aptos" w:cs="Aptos"/>
+          <w:noProof w:val="0"/>
+          <w:sz w:val="24"/>
+          <w:szCs w:val="24"/>
+          <w:lang w:val="lt-LT"/>
+        </w:rPr>
+        <w:t xml:space="preserve"> tvarumo tematik</w:t>
+      </w:r>
+      <w:r>
+        <w:rPr>
+          <w:rFonts w:ascii="Aptos" w:hAnsi="Aptos" w:eastAsia="Aptos" w:cs="Aptos"/>
+          <w:noProof w:val="0"/>
+          <w:sz w:val="24"/>
+          <w:szCs w:val="24"/>
+          <w:lang w:val="lt-LT"/>
+        </w:rPr>
+        <w:t>oje</w:t>
+      </w:r>
+      <w:r>
+        <w:rPr>
+          <w:rFonts w:ascii="Aptos" w:hAnsi="Aptos" w:eastAsia="Aptos" w:cs="Aptos"/>
+          <w:noProof w:val="0"/>
+          <w:sz w:val="24"/>
+          <w:szCs w:val="24"/>
+          <w:lang w:val="lt-LT"/>
+        </w:rPr>
+        <w:t xml:space="preserve"> iš renginių </w:t>
+      </w:r>
+      <w:r>
+        <w:rPr>
+          <w:rFonts w:ascii="Aptos" w:hAnsi="Aptos" w:eastAsia="Aptos" w:cs="Aptos"/>
+          <w:noProof w:val="0"/>
+          <w:sz w:val="24"/>
+          <w:szCs w:val="24"/>
+          <w:lang w:val="lt-LT"/>
+        </w:rPr>
+        <w:t>b</w:t>
+      </w:r>
+      <w:r>
+        <w:rPr>
+          <w:rFonts w:ascii="Aptos" w:hAnsi="Aptos" w:eastAsia="Aptos" w:cs="Aptos"/>
+          <w:noProof w:val="0"/>
+          <w:sz w:val="24"/>
+          <w:szCs w:val="24"/>
+          <w:lang w:val="lt-LT"/>
+        </w:rPr>
+        <w:t>ei</w:t>
+      </w:r>
+      <w:r>
+        <w:rPr>
+          <w:rFonts w:ascii="Aptos" w:hAnsi="Aptos" w:eastAsia="Aptos" w:cs="Aptos"/>
+          <w:noProof w:val="0"/>
+          <w:sz w:val="24"/>
+          <w:szCs w:val="24"/>
+          <w:lang w:val="lt-LT"/>
+        </w:rPr>
+        <w:t xml:space="preserve"> iniciatyvų pusės</w:t>
+      </w:r>
+      <w:r>
+        <w:rPr>
+          <w:rFonts w:ascii="Aptos" w:hAnsi="Aptos" w:eastAsia="Aptos" w:cs="Aptos"/>
+          <w:noProof w:val="0"/>
+          <w:sz w:val="24"/>
+          <w:szCs w:val="24"/>
+          <w:lang w:val="lt-LT"/>
+        </w:rPr>
+        <w:t xml:space="preserve"> bei iš</w:t>
+      </w:r>
+      <w:r>
+        <w:rPr>
+          <w:rFonts w:ascii="Aptos" w:hAnsi="Aptos" w:eastAsia="Aptos" w:cs="Aptos"/>
+          <w:noProof w:val="0"/>
+          <w:sz w:val="24"/>
+          <w:szCs w:val="24"/>
+          <w:lang w:val="lt-LT"/>
+        </w:rPr>
+        <w:t xml:space="preserve"> </w:t>
+      </w:r>
+      <w:r>
+        <w:rPr>
+          <w:rFonts w:ascii="Aptos" w:hAnsi="Aptos" w:eastAsia="Aptos" w:cs="Aptos"/>
+          <w:noProof w:val="0"/>
+          <w:sz w:val="24"/>
+          <w:szCs w:val="24"/>
+          <w:lang w:val="lt-LT"/>
+        </w:rPr>
+        <w:t xml:space="preserve">tvarumo tematikos </w:t>
+      </w:r>
+      <w:r>
+        <w:rPr>
+          <w:rFonts w:ascii="Aptos" w:hAnsi="Aptos" w:eastAsia="Aptos" w:cs="Aptos"/>
+          <w:noProof w:val="0"/>
+          <w:sz w:val="24"/>
+          <w:szCs w:val="24"/>
+          <w:lang w:val="lt-LT"/>
+        </w:rPr>
+        <w:t>i</w:t>
+      </w:r>
+      <w:r>
+        <w:rPr>
+          <w:rFonts w:ascii="Aptos" w:hAnsi="Aptos" w:eastAsia="Aptos" w:cs="Aptos"/>
+          <w:noProof w:val="0"/>
+          <w:sz w:val="24"/>
+          <w:szCs w:val="24"/>
+          <w:lang w:val="lt-LT"/>
+        </w:rPr>
+        <w:t xml:space="preserve">ntegravimo </w:t>
+      </w:r>
+      <w:r>
+        <w:rPr>
+          <w:rFonts w:ascii="Aptos" w:hAnsi="Aptos" w:eastAsia="Aptos" w:cs="Aptos"/>
+          <w:noProof w:val="0"/>
+          <w:sz w:val="24"/>
+          <w:szCs w:val="24"/>
+          <w:lang w:val="lt-LT"/>
+        </w:rPr>
+        <w:t>į studijų procesą</w:t>
+      </w:r>
+      <w:r>
+        <w:rPr>
+          <w:rFonts w:ascii="Aptos" w:hAnsi="Aptos" w:eastAsia="Aptos" w:cs="Aptos"/>
+          <w:noProof w:val="0"/>
+          <w:sz w:val="24"/>
+          <w:szCs w:val="24"/>
+          <w:lang w:val="lt-LT"/>
+        </w:rPr>
+        <w:t xml:space="preserve">. Universitetų atstovai (-ės) pristatė savo turimais įrankiais ir vykdomomis iniciatyvomis: specializuoti informaciniai universitetų tinklalapiai apie tvarumą, bendruomenės narių galimybes mokytis apie </w:t>
+      </w:r>
+      <w:r>
+        <w:rPr>
+          <w:rFonts w:ascii="Aptos" w:hAnsi="Aptos" w:eastAsia="Aptos" w:cs="Aptos"/>
+          <w:noProof w:val="0"/>
+          <w:sz w:val="24"/>
+          <w:szCs w:val="24"/>
+          <w:lang w:val="lt-LT"/>
+        </w:rPr>
+        <w:t>darnaus vystymosi tikslus</w:t>
+      </w:r>
+      <w:r>
+        <w:rPr>
+          <w:rFonts w:ascii="Aptos" w:hAnsi="Aptos" w:eastAsia="Aptos" w:cs="Aptos"/>
+          <w:noProof w:val="0"/>
+          <w:sz w:val="24"/>
+          <w:szCs w:val="24"/>
+          <w:lang w:val="lt-LT"/>
+        </w:rPr>
+        <w:t xml:space="preserve"> bei </w:t>
+      </w:r>
+      <w:r>
+        <w:rPr>
+          <w:rFonts w:ascii="Aptos" w:hAnsi="Aptos" w:eastAsia="Aptos" w:cs="Aptos"/>
+          <w:noProof w:val="0"/>
+          <w:sz w:val="24"/>
+          <w:szCs w:val="24"/>
+          <w:lang w:val="lt-LT"/>
+        </w:rPr>
+        <w:t>kaip</w:t>
+      </w:r>
+      <w:r>
+        <w:rPr>
+          <w:rFonts w:ascii="Aptos" w:hAnsi="Aptos" w:eastAsia="Aptos" w:cs="Aptos"/>
+          <w:noProof w:val="0"/>
+          <w:sz w:val="24"/>
+          <w:szCs w:val="24"/>
+          <w:lang w:val="lt-LT"/>
+        </w:rPr>
+        <w:t xml:space="preserve"> </w:t>
+      </w:r>
+      <w:r>
+        <w:rPr>
+          <w:rFonts w:ascii="Aptos" w:hAnsi="Aptos" w:eastAsia="Aptos" w:cs="Aptos"/>
+          <w:noProof w:val="0"/>
+          <w:sz w:val="24"/>
+          <w:szCs w:val="24"/>
+          <w:lang w:val="lt-LT"/>
+        </w:rPr>
+        <w:t>jie</w:t>
+      </w:r>
+      <w:r>
+        <w:rPr>
+          <w:rFonts w:ascii="Aptos" w:hAnsi="Aptos" w:eastAsia="Aptos" w:cs="Aptos"/>
+          <w:noProof w:val="0"/>
+          <w:sz w:val="24"/>
+          <w:szCs w:val="24"/>
+          <w:lang w:val="lt-LT"/>
+        </w:rPr>
+        <w:t xml:space="preserve"> integr</w:t>
+      </w:r>
+      <w:r>
+        <w:rPr>
+          <w:rFonts w:ascii="Aptos" w:hAnsi="Aptos" w:eastAsia="Aptos" w:cs="Aptos"/>
+          <w:noProof w:val="0"/>
+          <w:sz w:val="24"/>
+          <w:szCs w:val="24"/>
+          <w:lang w:val="lt-LT"/>
+        </w:rPr>
+        <w:t>uojami į</w:t>
+      </w:r>
+      <w:r>
+        <w:rPr>
+          <w:rFonts w:ascii="Aptos" w:hAnsi="Aptos" w:eastAsia="Aptos" w:cs="Aptos"/>
+          <w:noProof w:val="0"/>
+          <w:sz w:val="24"/>
+          <w:szCs w:val="24"/>
+          <w:lang w:val="lt-LT"/>
+        </w:rPr>
+        <w:t xml:space="preserve"> studijų procesą. Taip pat buvo pasidalinta gerosiom</w:t>
+      </w:r>
+      <w:r>
+        <w:rPr>
+          <w:rFonts w:ascii="Aptos" w:hAnsi="Aptos" w:eastAsia="Aptos" w:cs="Aptos"/>
+          <w:noProof w:val="0"/>
+          <w:sz w:val="24"/>
+          <w:szCs w:val="24"/>
+          <w:lang w:val="lt-LT"/>
+        </w:rPr>
+        <w:t>i</w:t>
+      </w:r>
+      <w:r>
+        <w:rPr>
+          <w:rFonts w:ascii="Aptos" w:hAnsi="Aptos" w:eastAsia="Aptos" w:cs="Aptos"/>
+          <w:noProof w:val="0"/>
+          <w:sz w:val="24"/>
+          <w:szCs w:val="24"/>
+          <w:lang w:val="lt-LT"/>
+        </w:rPr>
+        <w:t xml:space="preserve">s </w:t>
+      </w:r>
+      <w:r>
+        <w:rPr>
+          <w:rFonts w:ascii="Aptos" w:hAnsi="Aptos" w:eastAsia="Aptos" w:cs="Aptos"/>
+          <w:noProof w:val="0"/>
+          <w:sz w:val="24"/>
+          <w:szCs w:val="24"/>
+          <w:lang w:val="lt-LT"/>
+        </w:rPr>
+        <w:t>p</w:t>
+      </w:r>
+      <w:r>
+        <w:rPr>
+          <w:rFonts w:ascii="Aptos" w:hAnsi="Aptos" w:eastAsia="Aptos" w:cs="Aptos"/>
+          <w:noProof w:val="0"/>
+          <w:sz w:val="24"/>
+          <w:szCs w:val="24"/>
+          <w:lang w:val="lt-LT"/>
+        </w:rPr>
+        <w:t>r</w:t>
+      </w:r>
+      <w:r>
+        <w:rPr>
+          <w:rFonts w:ascii="Aptos" w:hAnsi="Aptos" w:eastAsia="Aptos" w:cs="Aptos"/>
+          <w:noProof w:val="0"/>
+          <w:sz w:val="24"/>
+          <w:szCs w:val="24"/>
+          <w:lang w:val="lt-LT"/>
+        </w:rPr>
+        <w:t>a</w:t>
+      </w:r>
+      <w:r>
+        <w:rPr>
+          <w:rFonts w:ascii="Aptos" w:hAnsi="Aptos" w:eastAsia="Aptos" w:cs="Aptos"/>
+          <w:noProof w:val="0"/>
+          <w:sz w:val="24"/>
+          <w:szCs w:val="24"/>
+          <w:lang w:val="lt-LT"/>
+        </w:rPr>
+        <w:t>k</w:t>
+      </w:r>
+      <w:r>
+        <w:rPr>
+          <w:rFonts w:ascii="Aptos" w:hAnsi="Aptos" w:eastAsia="Aptos" w:cs="Aptos"/>
+          <w:noProof w:val="0"/>
+          <w:sz w:val="24"/>
+          <w:szCs w:val="24"/>
+          <w:lang w:val="lt-LT"/>
+        </w:rPr>
+        <w:t>ti</w:t>
+      </w:r>
+      <w:r>
+        <w:rPr>
+          <w:rFonts w:ascii="Aptos" w:hAnsi="Aptos" w:eastAsia="Aptos" w:cs="Aptos"/>
+          <w:noProof w:val="0"/>
+          <w:sz w:val="24"/>
+          <w:szCs w:val="24"/>
+          <w:lang w:val="lt-LT"/>
+        </w:rPr>
+        <w:t>k</w:t>
+      </w:r>
+      <w:r>
+        <w:rPr>
+          <w:rFonts w:ascii="Aptos" w:hAnsi="Aptos" w:eastAsia="Aptos" w:cs="Aptos"/>
+          <w:noProof w:val="0"/>
+          <w:sz w:val="24"/>
+          <w:szCs w:val="24"/>
+          <w:lang w:val="lt-LT"/>
+        </w:rPr>
+        <w:t>om</w:t>
+      </w:r>
+      <w:r>
+        <w:rPr>
+          <w:rFonts w:ascii="Aptos" w:hAnsi="Aptos" w:eastAsia="Aptos" w:cs="Aptos"/>
+          <w:noProof w:val="0"/>
+          <w:sz w:val="24"/>
+          <w:szCs w:val="24"/>
+          <w:lang w:val="lt-LT"/>
+        </w:rPr>
+        <w:t>i</w:t>
+      </w:r>
+      <w:r>
+        <w:rPr>
+          <w:rFonts w:ascii="Aptos" w:hAnsi="Aptos" w:eastAsia="Aptos" w:cs="Aptos"/>
+          <w:noProof w:val="0"/>
+          <w:sz w:val="24"/>
+          <w:szCs w:val="24"/>
+          <w:lang w:val="lt-LT"/>
+        </w:rPr>
+        <w:t>s</w:t>
+      </w:r>
+      <w:r>
+        <w:rPr>
+          <w:rFonts w:ascii="Aptos" w:hAnsi="Aptos" w:eastAsia="Aptos" w:cs="Aptos"/>
+          <w:noProof w:val="0"/>
+          <w:sz w:val="24"/>
+          <w:szCs w:val="24"/>
+          <w:lang w:val="lt-LT"/>
+        </w:rPr>
+        <w:t>,</w:t>
+      </w:r>
+      <w:r>
+        <w:rPr>
+          <w:rFonts w:ascii="Aptos" w:hAnsi="Aptos" w:eastAsia="Aptos" w:cs="Aptos"/>
+          <w:noProof w:val="0"/>
+          <w:sz w:val="24"/>
+          <w:szCs w:val="24"/>
+          <w:lang w:val="lt-LT"/>
+        </w:rPr>
+        <w:t xml:space="preserve"> </w:t>
+      </w:r>
+      <w:r>
+        <w:rPr>
+          <w:rFonts w:ascii="Aptos" w:hAnsi="Aptos" w:eastAsia="Aptos" w:cs="Aptos"/>
+          <w:noProof w:val="0"/>
+          <w:sz w:val="24"/>
+          <w:szCs w:val="24"/>
+          <w:lang w:val="lt-LT"/>
+        </w:rPr>
+        <w:t>ka</w:t>
+      </w:r>
+      <w:r>
+        <w:rPr>
+          <w:rFonts w:ascii="Aptos" w:hAnsi="Aptos" w:eastAsia="Aptos" w:cs="Aptos"/>
+          <w:noProof w:val="0"/>
+          <w:sz w:val="24"/>
+          <w:szCs w:val="24"/>
+          <w:lang w:val="lt-LT"/>
+        </w:rPr>
+        <w:t>i</w:t>
+      </w:r>
+      <w:r>
+        <w:rPr>
+          <w:rFonts w:ascii="Aptos" w:hAnsi="Aptos" w:eastAsia="Aptos" w:cs="Aptos"/>
+          <w:noProof w:val="0"/>
+          <w:sz w:val="24"/>
+          <w:szCs w:val="24"/>
+          <w:lang w:val="lt-LT"/>
+        </w:rPr>
+        <w:t xml:space="preserve">p </w:t>
+      </w:r>
+      <w:r>
+        <w:rPr>
+          <w:rFonts w:ascii="Aptos" w:hAnsi="Aptos" w:eastAsia="Aptos" w:cs="Aptos"/>
+          <w:noProof w:val="0"/>
+          <w:sz w:val="24"/>
+          <w:szCs w:val="24"/>
+          <w:lang w:val="lt-LT"/>
+        </w:rPr>
+        <w:t>univers</w:t>
+      </w:r>
+      <w:r>
+        <w:rPr>
+          <w:rFonts w:ascii="Aptos" w:hAnsi="Aptos" w:eastAsia="Aptos" w:cs="Aptos"/>
+          <w:noProof w:val="0"/>
+          <w:sz w:val="24"/>
+          <w:szCs w:val="24"/>
+          <w:lang w:val="lt-LT"/>
+        </w:rPr>
+        <w:t>it</w:t>
+      </w:r>
+      <w:r>
+        <w:rPr>
+          <w:rFonts w:ascii="Aptos" w:hAnsi="Aptos" w:eastAsia="Aptos" w:cs="Aptos"/>
+          <w:noProof w:val="0"/>
+          <w:sz w:val="24"/>
+          <w:szCs w:val="24"/>
+          <w:lang w:val="lt-LT"/>
+        </w:rPr>
+        <w:t>e</w:t>
+      </w:r>
+      <w:r>
+        <w:rPr>
+          <w:rFonts w:ascii="Aptos" w:hAnsi="Aptos" w:eastAsia="Aptos" w:cs="Aptos"/>
+          <w:noProof w:val="0"/>
+          <w:sz w:val="24"/>
+          <w:szCs w:val="24"/>
+          <w:lang w:val="lt-LT"/>
+        </w:rPr>
+        <w:t>t</w:t>
+      </w:r>
+      <w:r>
+        <w:rPr>
+          <w:rFonts w:ascii="Aptos" w:hAnsi="Aptos" w:eastAsia="Aptos" w:cs="Aptos"/>
+          <w:noProof w:val="0"/>
+          <w:sz w:val="24"/>
+          <w:szCs w:val="24"/>
+          <w:lang w:val="lt-LT"/>
+        </w:rPr>
+        <w:t>uo</w:t>
+      </w:r>
+      <w:r>
+        <w:rPr>
+          <w:rFonts w:ascii="Aptos" w:hAnsi="Aptos" w:eastAsia="Aptos" w:cs="Aptos"/>
+          <w:noProof w:val="0"/>
+          <w:sz w:val="24"/>
+          <w:szCs w:val="24"/>
+          <w:lang w:val="lt-LT"/>
+        </w:rPr>
+        <w:t xml:space="preserve">se </w:t>
+      </w:r>
+      <w:r>
+        <w:rPr>
+          <w:rFonts w:ascii="Aptos" w:hAnsi="Aptos" w:eastAsia="Aptos" w:cs="Aptos"/>
+          <w:noProof w:val="0"/>
+          <w:sz w:val="24"/>
+          <w:szCs w:val="24"/>
+          <w:lang w:val="lt-LT"/>
+        </w:rPr>
+        <w:t>yr</w:t>
+      </w:r>
+      <w:r>
+        <w:rPr>
+          <w:rFonts w:ascii="Aptos" w:hAnsi="Aptos" w:eastAsia="Aptos" w:cs="Aptos"/>
+          <w:noProof w:val="0"/>
+          <w:sz w:val="24"/>
+          <w:szCs w:val="24"/>
+          <w:lang w:val="lt-LT"/>
+        </w:rPr>
+        <w:t>a</w:t>
+      </w:r>
+      <w:r>
+        <w:rPr>
+          <w:rFonts w:ascii="Aptos" w:hAnsi="Aptos" w:eastAsia="Aptos" w:cs="Aptos"/>
+          <w:noProof w:val="0"/>
+          <w:sz w:val="24"/>
+          <w:szCs w:val="24"/>
+          <w:lang w:val="lt-LT"/>
+        </w:rPr>
+        <w:t xml:space="preserve"> </w:t>
+      </w:r>
+      <w:r>
+        <w:rPr>
+          <w:rFonts w:ascii="Aptos" w:hAnsi="Aptos" w:eastAsia="Aptos" w:cs="Aptos"/>
+          <w:noProof w:val="0"/>
+          <w:sz w:val="24"/>
+          <w:szCs w:val="24"/>
+          <w:lang w:val="lt-LT"/>
+        </w:rPr>
+        <w:t>sk</w:t>
+      </w:r>
+      <w:r>
+        <w:rPr>
+          <w:rFonts w:ascii="Aptos" w:hAnsi="Aptos" w:eastAsia="Aptos" w:cs="Aptos"/>
+          <w:noProof w:val="0"/>
+          <w:sz w:val="24"/>
+          <w:szCs w:val="24"/>
+          <w:lang w:val="lt-LT"/>
+        </w:rPr>
+        <w:t>a</w:t>
+      </w:r>
+      <w:r>
+        <w:rPr>
+          <w:rFonts w:ascii="Aptos" w:hAnsi="Aptos" w:eastAsia="Aptos" w:cs="Aptos"/>
+          <w:noProof w:val="0"/>
+          <w:sz w:val="24"/>
+          <w:szCs w:val="24"/>
+          <w:lang w:val="lt-LT"/>
+        </w:rPr>
+        <w:t>ič</w:t>
+      </w:r>
+      <w:r>
+        <w:rPr>
+          <w:rFonts w:ascii="Aptos" w:hAnsi="Aptos" w:eastAsia="Aptos" w:cs="Aptos"/>
+          <w:noProof w:val="0"/>
+          <w:sz w:val="24"/>
+          <w:szCs w:val="24"/>
+          <w:lang w:val="lt-LT"/>
+        </w:rPr>
+        <w:t>iu</w:t>
+      </w:r>
+      <w:r>
+        <w:rPr>
+          <w:rFonts w:ascii="Aptos" w:hAnsi="Aptos" w:eastAsia="Aptos" w:cs="Aptos"/>
+          <w:noProof w:val="0"/>
+          <w:sz w:val="24"/>
+          <w:szCs w:val="24"/>
+          <w:lang w:val="lt-LT"/>
+        </w:rPr>
+        <w:t>oja</w:t>
+      </w:r>
+      <w:r>
+        <w:rPr>
+          <w:rFonts w:ascii="Aptos" w:hAnsi="Aptos" w:eastAsia="Aptos" w:cs="Aptos"/>
+          <w:noProof w:val="0"/>
+          <w:sz w:val="24"/>
+          <w:szCs w:val="24"/>
+          <w:lang w:val="lt-LT"/>
+        </w:rPr>
+        <w:t>ma</w:t>
+      </w:r>
+      <w:r>
+        <w:rPr>
+          <w:rFonts w:ascii="Aptos" w:hAnsi="Aptos" w:eastAsia="Aptos" w:cs="Aptos"/>
+          <w:noProof w:val="0"/>
+          <w:sz w:val="24"/>
+          <w:szCs w:val="24"/>
+          <w:lang w:val="lt-LT"/>
+        </w:rPr>
+        <w:t>s</w:t>
+      </w:r>
+      <w:r>
+        <w:rPr>
+          <w:rFonts w:ascii="Aptos" w:hAnsi="Aptos" w:eastAsia="Aptos" w:cs="Aptos"/>
+          <w:noProof w:val="0"/>
+          <w:sz w:val="24"/>
+          <w:szCs w:val="24"/>
+          <w:lang w:val="lt-LT"/>
+        </w:rPr>
+        <w:t xml:space="preserve"> </w:t>
+      </w:r>
+      <w:r>
+        <w:rPr>
+          <w:rFonts w:ascii="Aptos" w:hAnsi="Aptos" w:eastAsia="Aptos" w:cs="Aptos"/>
+          <w:noProof w:val="0"/>
+          <w:sz w:val="24"/>
+          <w:szCs w:val="24"/>
+          <w:lang w:val="lt-LT"/>
+        </w:rPr>
+        <w:t>C</w:t>
+      </w:r>
+      <w:r>
+        <w:rPr>
+          <w:rFonts w:ascii="Aptos" w:hAnsi="Aptos" w:eastAsia="Aptos" w:cs="Aptos"/>
+          <w:noProof w:val="0"/>
+          <w:sz w:val="24"/>
+          <w:szCs w:val="24"/>
+          <w:lang w:val="lt-LT"/>
+        </w:rPr>
+        <w:t>O</w:t>
+      </w:r>
+      <w:r>
+        <w:rPr>
+          <w:rFonts w:ascii="Aptos" w:hAnsi="Aptos" w:eastAsia="Aptos" w:cs="Aptos"/>
+          <w:noProof w:val="0"/>
+          <w:sz w:val="24"/>
+          <w:szCs w:val="24"/>
+          <w:lang w:val="lt-LT"/>
+        </w:rPr>
+        <w:t xml:space="preserve">₂ </w:t>
+      </w:r>
+      <w:r>
+        <w:rPr>
+          <w:rFonts w:ascii="Aptos" w:hAnsi="Aptos" w:eastAsia="Aptos" w:cs="Aptos"/>
+          <w:noProof w:val="0"/>
+          <w:sz w:val="24"/>
+          <w:szCs w:val="24"/>
+          <w:lang w:val="lt-LT"/>
+        </w:rPr>
+        <w:t>p</w:t>
+      </w:r>
+      <w:r>
+        <w:rPr>
+          <w:rFonts w:ascii="Aptos" w:hAnsi="Aptos" w:eastAsia="Aptos" w:cs="Aptos"/>
+          <w:noProof w:val="0"/>
+          <w:sz w:val="24"/>
+          <w:szCs w:val="24"/>
+          <w:lang w:val="lt-LT"/>
+        </w:rPr>
+        <w:t>ėds</w:t>
+      </w:r>
+      <w:r>
+        <w:rPr>
+          <w:rFonts w:ascii="Aptos" w:hAnsi="Aptos" w:eastAsia="Aptos" w:cs="Aptos"/>
+          <w:noProof w:val="0"/>
+          <w:sz w:val="24"/>
+          <w:szCs w:val="24"/>
+          <w:lang w:val="lt-LT"/>
+        </w:rPr>
+        <w:t>a</w:t>
+      </w:r>
+      <w:r>
+        <w:rPr>
+          <w:rFonts w:ascii="Aptos" w:hAnsi="Aptos" w:eastAsia="Aptos" w:cs="Aptos"/>
+          <w:noProof w:val="0"/>
+          <w:sz w:val="24"/>
+          <w:szCs w:val="24"/>
+          <w:lang w:val="lt-LT"/>
+        </w:rPr>
+        <w:t>k</w:t>
+      </w:r>
+      <w:r>
+        <w:rPr>
+          <w:rFonts w:ascii="Aptos" w:hAnsi="Aptos" w:eastAsia="Aptos" w:cs="Aptos"/>
+          <w:noProof w:val="0"/>
+          <w:sz w:val="24"/>
+          <w:szCs w:val="24"/>
+          <w:lang w:val="lt-LT"/>
+        </w:rPr>
+        <w:t>a</w:t>
+      </w:r>
+      <w:r>
+        <w:rPr>
+          <w:rFonts w:ascii="Aptos" w:hAnsi="Aptos" w:eastAsia="Aptos" w:cs="Aptos"/>
+          <w:noProof w:val="0"/>
+          <w:sz w:val="24"/>
+          <w:szCs w:val="24"/>
+          <w:lang w:val="lt-LT"/>
+        </w:rPr>
+        <w:t>s</w:t>
+      </w:r>
+      <w:r>
+        <w:rPr>
+          <w:rFonts w:ascii="Aptos" w:hAnsi="Aptos" w:eastAsia="Aptos" w:cs="Aptos"/>
+          <w:noProof w:val="0"/>
+          <w:sz w:val="24"/>
+          <w:szCs w:val="24"/>
+          <w:lang w:val="lt-LT"/>
+        </w:rPr>
+        <w:t>.</w:t>
       </w:r>
     </w:p>
     <w:p>
       <w:pPr>
-        <w:rPr>
-          <w:noProof w:val="0"/>
+        <w:pStyle w:val="Normal"/>
+        <w:rPr>
+          <w:rFonts w:ascii="Aptos" w:hAnsi="Aptos" w:eastAsia="Aptos" w:cs="Aptos"/>
+          <w:noProof w:val="0"/>
+          <w:sz w:val="24"/>
+          <w:szCs w:val="24"/>
           <w:lang w:val="lt-LT"/>
         </w:rPr>
       </w:pPr>
       <w:r>
         <w:rPr>
-          <w:noProof w:val="0"/>
-          <w:lang w:val="lt-LT"/>
-        </w:rPr>
-        <w:t xml:space="preserve">Kovo 30 – balandžio 1 dienomis Latvijos universiteto studentų atstovybės atstovai (-ės) lankėsi Vilniaus universitete. Vizito metu buvo pristatyti pagrindiniai studentiniai miesteliai, pasidalinta gerosiomis praktikomis dėl studentų atstovybių struktūrinių darinių tvarkos ir organizuojamų iniciatyvų. </w:t>
+          <w:rFonts w:ascii="Aptos" w:hAnsi="Aptos" w:eastAsia="Aptos" w:cs="Aptos"/>
+          <w:noProof w:val="0"/>
+          <w:sz w:val="24"/>
+          <w:szCs w:val="24"/>
+          <w:lang w:val="lt-LT"/>
+        </w:rPr>
+        <w:t xml:space="preserve"> </w:t>
+      </w:r>
+      <w:r>
+        <w:rPr>
+          <w:rFonts w:ascii="Aptos" w:hAnsi="Aptos" w:eastAsia="Aptos" w:cs="Aptos"/>
+          <w:noProof w:val="0"/>
+          <w:sz w:val="24"/>
+          <w:szCs w:val="24"/>
+          <w:lang w:val="lt-LT"/>
+        </w:rPr>
+        <w:t>Vageningo</w:t>
+      </w:r>
+      <w:r>
+        <w:rPr>
+          <w:rFonts w:ascii="Aptos" w:hAnsi="Aptos" w:eastAsia="Aptos" w:cs="Aptos"/>
+          <w:noProof w:val="0"/>
+          <w:sz w:val="24"/>
+          <w:szCs w:val="24"/>
+          <w:lang w:val="lt-LT"/>
+        </w:rPr>
+        <w:t xml:space="preserve"> universiteto Tvarumo ir integracijos studentų</w:t>
+      </w:r>
+      <w:r>
+        <w:rPr>
+          <w:rFonts w:ascii="Aptos" w:hAnsi="Aptos" w:eastAsia="Aptos" w:cs="Aptos"/>
+          <w:noProof w:val="0"/>
+          <w:sz w:val="24"/>
+          <w:szCs w:val="24"/>
+          <w:lang w:val="lt-LT"/>
+        </w:rPr>
+        <w:t xml:space="preserve"> (-</w:t>
+      </w:r>
+      <w:r>
+        <w:rPr>
+          <w:rFonts w:ascii="Aptos" w:hAnsi="Aptos" w:eastAsia="Aptos" w:cs="Aptos"/>
+          <w:noProof w:val="0"/>
+          <w:sz w:val="24"/>
+          <w:szCs w:val="24"/>
+          <w:lang w:val="lt-LT"/>
+        </w:rPr>
+        <w:t>čių</w:t>
+      </w:r>
+      <w:r>
+        <w:rPr>
+          <w:rFonts w:ascii="Aptos" w:hAnsi="Aptos" w:eastAsia="Aptos" w:cs="Aptos"/>
+          <w:noProof w:val="0"/>
+          <w:sz w:val="24"/>
+          <w:szCs w:val="24"/>
+          <w:lang w:val="lt-LT"/>
+        </w:rPr>
+        <w:t>)</w:t>
+      </w:r>
+      <w:r>
+        <w:rPr>
+          <w:rFonts w:ascii="Aptos" w:hAnsi="Aptos" w:eastAsia="Aptos" w:cs="Aptos"/>
+          <w:noProof w:val="0"/>
+          <w:sz w:val="24"/>
+          <w:szCs w:val="24"/>
+          <w:lang w:val="lt-LT"/>
+        </w:rPr>
+        <w:t xml:space="preserve"> tarybos pa</w:t>
+      </w:r>
+      <w:r>
+        <w:rPr>
+          <w:rFonts w:ascii="Aptos" w:hAnsi="Aptos" w:eastAsia="Aptos" w:cs="Aptos"/>
+          <w:noProof w:val="0"/>
+          <w:sz w:val="24"/>
+          <w:szCs w:val="24"/>
+          <w:lang w:val="lt-LT"/>
+        </w:rPr>
+        <w:t xml:space="preserve">rtija (angl. </w:t>
+      </w:r>
+      <w:r>
+        <w:rPr>
+          <w:rFonts w:ascii="Aptos" w:hAnsi="Aptos" w:eastAsia="Aptos" w:cs="Aptos"/>
+          <w:noProof w:val="0"/>
+          <w:sz w:val="24"/>
+          <w:szCs w:val="24"/>
+          <w:lang w:val="lt-LT"/>
+        </w:rPr>
+        <w:t xml:space="preserve"> </w:t>
+      </w:r>
+      <w:r>
+        <w:rPr>
+          <w:rFonts w:ascii="Aptos" w:hAnsi="Aptos" w:eastAsia="Aptos" w:cs="Aptos"/>
+          <w:noProof w:val="0"/>
+          <w:sz w:val="24"/>
+          <w:szCs w:val="24"/>
+          <w:lang w:val="lt-LT"/>
+        </w:rPr>
+        <w:t>sustainability</w:t>
+      </w:r>
+      <w:r>
+        <w:rPr>
+          <w:rFonts w:ascii="Aptos" w:hAnsi="Aptos" w:eastAsia="Aptos" w:cs="Aptos"/>
+          <w:noProof w:val="0"/>
+          <w:sz w:val="24"/>
+          <w:szCs w:val="24"/>
+          <w:lang w:val="lt-LT"/>
+        </w:rPr>
+        <w:t xml:space="preserve"> </w:t>
+      </w:r>
+      <w:r>
+        <w:rPr>
+          <w:rFonts w:ascii="Aptos" w:hAnsi="Aptos" w:eastAsia="Aptos" w:cs="Aptos"/>
+          <w:noProof w:val="0"/>
+          <w:sz w:val="24"/>
+          <w:szCs w:val="24"/>
+          <w:lang w:val="lt-LT"/>
+        </w:rPr>
+        <w:t>and</w:t>
+      </w:r>
+      <w:r>
+        <w:rPr>
+          <w:rFonts w:ascii="Aptos" w:hAnsi="Aptos" w:eastAsia="Aptos" w:cs="Aptos"/>
+          <w:noProof w:val="0"/>
+          <w:sz w:val="24"/>
+          <w:szCs w:val="24"/>
+          <w:lang w:val="lt-LT"/>
+        </w:rPr>
+        <w:t xml:space="preserve"> </w:t>
+      </w:r>
+      <w:r>
+        <w:rPr>
+          <w:rFonts w:ascii="Aptos" w:hAnsi="Aptos" w:eastAsia="Aptos" w:cs="Aptos"/>
+          <w:noProof w:val="0"/>
+          <w:sz w:val="24"/>
+          <w:szCs w:val="24"/>
+          <w:lang w:val="lt-LT"/>
+        </w:rPr>
+        <w:t>integration</w:t>
+      </w:r>
+      <w:r>
+        <w:rPr>
+          <w:rFonts w:ascii="Aptos" w:hAnsi="Aptos" w:eastAsia="Aptos" w:cs="Aptos"/>
+          <w:noProof w:val="0"/>
+          <w:sz w:val="24"/>
+          <w:szCs w:val="24"/>
+          <w:lang w:val="lt-LT"/>
+        </w:rPr>
+        <w:t xml:space="preserve"> </w:t>
+      </w:r>
+      <w:r>
+        <w:rPr>
+          <w:rFonts w:ascii="Aptos" w:hAnsi="Aptos" w:eastAsia="Aptos" w:cs="Aptos"/>
+          <w:noProof w:val="0"/>
+          <w:sz w:val="24"/>
+          <w:szCs w:val="24"/>
+          <w:lang w:val="lt-LT"/>
+        </w:rPr>
+        <w:t>student</w:t>
+      </w:r>
+      <w:r>
+        <w:rPr>
+          <w:rFonts w:ascii="Aptos" w:hAnsi="Aptos" w:eastAsia="Aptos" w:cs="Aptos"/>
+          <w:noProof w:val="0"/>
+          <w:sz w:val="24"/>
+          <w:szCs w:val="24"/>
+          <w:lang w:val="lt-LT"/>
+        </w:rPr>
+        <w:t xml:space="preserve"> </w:t>
+      </w:r>
+      <w:r>
+        <w:rPr>
+          <w:rFonts w:ascii="Aptos" w:hAnsi="Aptos" w:eastAsia="Aptos" w:cs="Aptos"/>
+          <w:noProof w:val="0"/>
+          <w:sz w:val="24"/>
+          <w:szCs w:val="24"/>
+          <w:lang w:val="lt-LT"/>
+        </w:rPr>
+        <w:t>council</w:t>
+      </w:r>
+      <w:r>
+        <w:rPr>
+          <w:rFonts w:ascii="Aptos" w:hAnsi="Aptos" w:eastAsia="Aptos" w:cs="Aptos"/>
+          <w:noProof w:val="0"/>
+          <w:sz w:val="24"/>
+          <w:szCs w:val="24"/>
+          <w:lang w:val="lt-LT"/>
+        </w:rPr>
+        <w:t xml:space="preserve"> </w:t>
+      </w:r>
+      <w:r>
+        <w:rPr>
+          <w:rFonts w:ascii="Aptos" w:hAnsi="Aptos" w:eastAsia="Aptos" w:cs="Aptos"/>
+          <w:noProof w:val="0"/>
+          <w:sz w:val="24"/>
+          <w:szCs w:val="24"/>
+          <w:lang w:val="lt-LT"/>
+        </w:rPr>
+        <w:t>party</w:t>
+      </w:r>
+      <w:r>
+        <w:rPr>
+          <w:rFonts w:ascii="Aptos" w:hAnsi="Aptos" w:eastAsia="Aptos" w:cs="Aptos"/>
+          <w:noProof w:val="0"/>
+          <w:sz w:val="24"/>
+          <w:szCs w:val="24"/>
+          <w:lang w:val="lt-LT"/>
+        </w:rPr>
+        <w:t>) pasidalino savo vykdomomis iniciatyvomis</w:t>
+      </w:r>
+      <w:r>
+        <w:rPr>
+          <w:rFonts w:ascii="Aptos" w:hAnsi="Aptos" w:eastAsia="Aptos" w:cs="Aptos"/>
+          <w:noProof w:val="0"/>
+          <w:sz w:val="24"/>
+          <w:szCs w:val="24"/>
+          <w:lang w:val="lt-LT"/>
+        </w:rPr>
+        <w:t xml:space="preserve">, viena ryškiausių - studentų virtuvė (angl. </w:t>
+      </w:r>
+      <w:r>
+        <w:rPr>
+          <w:rFonts w:ascii="Aptos" w:hAnsi="Aptos" w:eastAsia="Aptos" w:cs="Aptos"/>
+          <w:noProof w:val="0"/>
+          <w:sz w:val="24"/>
+          <w:szCs w:val="24"/>
+          <w:lang w:val="lt-LT"/>
+        </w:rPr>
+        <w:t>Student</w:t>
+      </w:r>
+      <w:r>
+        <w:rPr>
+          <w:rFonts w:ascii="Aptos" w:hAnsi="Aptos" w:eastAsia="Aptos" w:cs="Aptos"/>
+          <w:noProof w:val="0"/>
+          <w:sz w:val="24"/>
+          <w:szCs w:val="24"/>
+          <w:lang w:val="lt-LT"/>
+        </w:rPr>
+        <w:t xml:space="preserve"> </w:t>
+      </w:r>
+      <w:r>
+        <w:rPr>
+          <w:rFonts w:ascii="Aptos" w:hAnsi="Aptos" w:eastAsia="Aptos" w:cs="Aptos"/>
+          <w:noProof w:val="0"/>
+          <w:sz w:val="24"/>
+          <w:szCs w:val="24"/>
+          <w:lang w:val="lt-LT"/>
+        </w:rPr>
+        <w:t>kitchen</w:t>
+      </w:r>
+      <w:r>
+        <w:rPr>
+          <w:rFonts w:ascii="Aptos" w:hAnsi="Aptos" w:eastAsia="Aptos" w:cs="Aptos"/>
+          <w:noProof w:val="0"/>
+          <w:sz w:val="24"/>
+          <w:szCs w:val="24"/>
+          <w:lang w:val="lt-LT"/>
+        </w:rPr>
+        <w:t>)</w:t>
+      </w:r>
+      <w:r>
+        <w:rPr>
+          <w:rFonts w:ascii="Aptos" w:hAnsi="Aptos" w:eastAsia="Aptos" w:cs="Aptos"/>
+          <w:noProof w:val="0"/>
+          <w:sz w:val="24"/>
+          <w:szCs w:val="24"/>
+          <w:lang w:val="lt-LT"/>
+        </w:rPr>
+        <w:t>, leidžianti bendradarbiaujant su vietiniais ūkiais, gauti natūralius produktus, kuriuos jie kolektyviai naudoja maisto gamybai ir prekybai universitete. Ši iniciatyva skatina sveiką mitybą, studentų (-</w:t>
+      </w:r>
+      <w:r>
+        <w:rPr>
+          <w:rFonts w:ascii="Aptos" w:hAnsi="Aptos" w:eastAsia="Aptos" w:cs="Aptos"/>
+          <w:noProof w:val="0"/>
+          <w:sz w:val="24"/>
+          <w:szCs w:val="24"/>
+          <w:lang w:val="lt-LT"/>
+        </w:rPr>
+        <w:t>čių</w:t>
+      </w:r>
+      <w:r>
+        <w:rPr>
+          <w:rFonts w:ascii="Aptos" w:hAnsi="Aptos" w:eastAsia="Aptos" w:cs="Aptos"/>
+          <w:noProof w:val="0"/>
+          <w:sz w:val="24"/>
+          <w:szCs w:val="24"/>
+          <w:lang w:val="lt-LT"/>
+        </w:rPr>
+        <w:t>) įsidarbinimo galimybes bei prisideda prie bendruomeniškumo stiprinimo. Taip pat buvo pristatyta „Žaliojo kurso“ koncepcija, kurios tikslas – skatinti darnumo tematikos integravimą į mokslinius tyrimus, bendradarbiaujant su dėstytojais (-</w:t>
+      </w:r>
+      <w:r>
+        <w:rPr>
+          <w:rFonts w:ascii="Aptos" w:hAnsi="Aptos" w:eastAsia="Aptos" w:cs="Aptos"/>
+          <w:noProof w:val="0"/>
+          <w:sz w:val="24"/>
+          <w:szCs w:val="24"/>
+          <w:lang w:val="lt-LT"/>
+        </w:rPr>
+        <w:t>omis</w:t>
+      </w:r>
+      <w:r>
+        <w:rPr>
+          <w:rFonts w:ascii="Aptos" w:hAnsi="Aptos" w:eastAsia="Aptos" w:cs="Aptos"/>
+          <w:noProof w:val="0"/>
+          <w:sz w:val="24"/>
+          <w:szCs w:val="24"/>
+          <w:lang w:val="lt-LT"/>
+        </w:rPr>
+        <w:t>) ir tyrėjais (-omis).</w:t>
       </w:r>
     </w:p>
     <w:p>
       <w:pPr>
-        <w:rPr>
-          <w:noProof w:val="0"/>
+        <w:pStyle w:val="Normal"/>
+        <w:rPr>
+          <w:rFonts w:ascii="Aptos" w:hAnsi="Aptos" w:eastAsia="Aptos" w:cs="Aptos"/>
+          <w:noProof w:val="0"/>
+          <w:sz w:val="24"/>
+          <w:szCs w:val="24"/>
           <w:lang w:val="lt-LT"/>
         </w:rPr>
       </w:pPr>
       <w:r>
         <w:rPr>
-          <w:noProof w:val="0"/>
-          <w:lang w:val="lt-LT"/>
-        </w:rPr>
-        <w:t>KAŽKAS DAR BUVO ATVYKĘ? KUR EVAF IR KF KAŽKĄ PASAKOJO?</w:t>
+          <w:rFonts w:ascii="Aptos" w:hAnsi="Aptos" w:eastAsia="Aptos" w:cs="Aptos"/>
+          <w:noProof w:val="0"/>
+          <w:sz w:val="24"/>
+          <w:szCs w:val="24"/>
+          <w:lang w:val="lt-LT"/>
+        </w:rPr>
+        <w:t>Amstrdamo</w:t>
+      </w:r>
+      <w:r>
+        <w:rPr>
+          <w:rFonts w:ascii="Aptos" w:hAnsi="Aptos" w:eastAsia="Aptos" w:cs="Aptos"/>
+          <w:noProof w:val="0"/>
+          <w:sz w:val="24"/>
+          <w:szCs w:val="24"/>
+          <w:lang w:val="lt-LT"/>
+        </w:rPr>
+        <w:t xml:space="preserve"> </w:t>
+      </w:r>
+      <w:r>
+        <w:rPr>
+          <w:rFonts w:ascii="Aptos" w:hAnsi="Aptos" w:eastAsia="Aptos" w:cs="Aptos"/>
+          <w:noProof w:val="0"/>
+          <w:sz w:val="24"/>
+          <w:szCs w:val="24"/>
+          <w:lang w:val="lt-LT"/>
+        </w:rPr>
+        <w:t>universitetas</w:t>
+      </w:r>
+      <w:r>
+        <w:rPr>
+          <w:rFonts w:ascii="Aptos" w:hAnsi="Aptos" w:eastAsia="Aptos" w:cs="Aptos"/>
+          <w:noProof w:val="0"/>
+          <w:sz w:val="24"/>
+          <w:szCs w:val="24"/>
+          <w:lang w:val="lt-LT"/>
+        </w:rPr>
+        <w:t xml:space="preserve"> pasidalino savo veikla studijų personalizavimo </w:t>
+      </w:r>
+      <w:r>
+        <w:rPr>
+          <w:rFonts w:ascii="Aptos" w:hAnsi="Aptos" w:eastAsia="Aptos" w:cs="Aptos"/>
+          <w:noProof w:val="0"/>
+          <w:sz w:val="24"/>
+          <w:szCs w:val="24"/>
+          <w:lang w:val="lt-LT"/>
+        </w:rPr>
+        <w:t>srityje.</w:t>
+      </w:r>
+      <w:r>
+        <w:rPr>
+          <w:rFonts w:ascii="Aptos" w:hAnsi="Aptos" w:eastAsia="Aptos" w:cs="Aptos"/>
+          <w:noProof w:val="0"/>
+          <w:sz w:val="24"/>
+          <w:szCs w:val="24"/>
+          <w:lang w:val="lt-LT"/>
+        </w:rPr>
+        <w:t xml:space="preserve"> </w:t>
+      </w:r>
+      <w:r>
+        <w:rPr>
+          <w:rFonts w:ascii="Aptos" w:hAnsi="Aptos" w:eastAsia="Aptos" w:cs="Aptos"/>
+          <w:noProof w:val="0"/>
+          <w:sz w:val="24"/>
+          <w:szCs w:val="24"/>
+          <w:lang w:val="lt-LT"/>
+        </w:rPr>
+        <w:t xml:space="preserve">Universiteto atstovai (-ės) pristatė siūlymus dėl </w:t>
+      </w:r>
+      <w:r>
+        <w:rPr>
+          <w:rFonts w:ascii="Aptos" w:hAnsi="Aptos" w:eastAsia="Aptos" w:cs="Aptos"/>
+          <w:noProof w:val="0"/>
+          <w:sz w:val="24"/>
+          <w:szCs w:val="24"/>
+          <w:lang w:val="lt-LT"/>
+        </w:rPr>
+        <w:t>tarpdiscipliniškumo</w:t>
+      </w:r>
+      <w:r>
+        <w:rPr>
+          <w:rFonts w:ascii="Aptos" w:hAnsi="Aptos" w:eastAsia="Aptos" w:cs="Aptos"/>
+          <w:noProof w:val="0"/>
+          <w:sz w:val="24"/>
+          <w:szCs w:val="24"/>
+          <w:lang w:val="lt-LT"/>
+        </w:rPr>
+        <w:t xml:space="preserve"> vystymo, siekiant geriau atliepti studentų (-</w:t>
+      </w:r>
+      <w:r>
+        <w:rPr>
+          <w:rFonts w:ascii="Aptos" w:hAnsi="Aptos" w:eastAsia="Aptos" w:cs="Aptos"/>
+          <w:noProof w:val="0"/>
+          <w:sz w:val="24"/>
+          <w:szCs w:val="24"/>
+          <w:lang w:val="lt-LT"/>
+        </w:rPr>
+        <w:t>čių</w:t>
+      </w:r>
+      <w:r>
+        <w:rPr>
+          <w:rFonts w:ascii="Aptos" w:hAnsi="Aptos" w:eastAsia="Aptos" w:cs="Aptos"/>
+          <w:noProof w:val="0"/>
+          <w:sz w:val="24"/>
+          <w:szCs w:val="24"/>
+          <w:lang w:val="lt-LT"/>
+        </w:rPr>
+        <w:t>) poreikius, taip pat aptarė įvairių komunikacijos priemonių ir mentorystės taikymą, siekiant palengvinti studijų personalizavimo procesą studentams (-</w:t>
+      </w:r>
+      <w:r>
+        <w:rPr>
+          <w:rFonts w:ascii="Aptos" w:hAnsi="Aptos" w:eastAsia="Aptos" w:cs="Aptos"/>
+          <w:noProof w:val="0"/>
+          <w:sz w:val="24"/>
+          <w:szCs w:val="24"/>
+          <w:lang w:val="lt-LT"/>
+        </w:rPr>
+        <w:t>ėms</w:t>
+      </w:r>
+      <w:r>
+        <w:rPr>
+          <w:rFonts w:ascii="Aptos" w:hAnsi="Aptos" w:eastAsia="Aptos" w:cs="Aptos"/>
+          <w:noProof w:val="0"/>
+          <w:sz w:val="24"/>
+          <w:szCs w:val="24"/>
+          <w:lang w:val="lt-LT"/>
+        </w:rPr>
+        <w:t>). Taip pat buvo pasidalinta patirtimi, kaip universitetui pavyko įgyvendinti infrastruktūrinius pokyčius skirtinguose fakultetuose, augant tarpdiscipliniškumui ir studentų (-</w:t>
+      </w:r>
+      <w:r>
+        <w:rPr>
+          <w:rFonts w:ascii="Aptos" w:hAnsi="Aptos" w:eastAsia="Aptos" w:cs="Aptos"/>
+          <w:noProof w:val="0"/>
+          <w:sz w:val="24"/>
+          <w:szCs w:val="24"/>
+          <w:lang w:val="lt-LT"/>
+        </w:rPr>
+        <w:t>čių</w:t>
+      </w:r>
+      <w:r>
+        <w:rPr>
+          <w:rFonts w:ascii="Aptos" w:hAnsi="Aptos" w:eastAsia="Aptos" w:cs="Aptos"/>
+          <w:noProof w:val="0"/>
+          <w:sz w:val="24"/>
+          <w:szCs w:val="24"/>
+          <w:lang w:val="lt-LT"/>
+        </w:rPr>
+        <w:t>) įvairovei.</w:t>
       </w:r>
     </w:p>
     <w:p>
       <w:pPr>
-        <w:rPr>
-          <w:noProof w:val="0"/>
+        <w:pStyle w:val="Normal"/>
+        <w:rPr>
+          <w:rFonts w:ascii="Aptos" w:hAnsi="Aptos" w:eastAsia="Aptos" w:cs="Aptos"/>
+          <w:noProof w:val="0"/>
+          <w:sz w:val="24"/>
+          <w:szCs w:val="24"/>
           <w:lang w:val="lt-LT"/>
         </w:rPr>
       </w:pPr>
     </w:p>
     <w:p>
       <w:pPr>
-        <w:pStyle w:val="Heading2"/>
+        <w:pStyle w:val="Heading1"/>
+        <w:rPr>
+          <w:noProof w:val="0"/>
+          <w:lang w:val="lt-LT"/>
+        </w:rPr>
+      </w:pPr>
+      <w:r>
+        <w:rPr>
+          <w:noProof w:val="0"/>
+          <w:lang w:val="lt-LT"/>
+        </w:rPr>
+        <w:t xml:space="preserve">Užsienio universitetų </w:t>
+      </w:r>
+      <w:r>
+        <w:rPr>
+          <w:noProof w:val="0"/>
+          <w:lang w:val="lt-LT"/>
+        </w:rPr>
+        <w:t>studentų (-</w:t>
+      </w:r>
+      <w:r>
+        <w:rPr>
+          <w:noProof w:val="0"/>
+          <w:lang w:val="lt-LT"/>
+        </w:rPr>
+        <w:t>čių</w:t>
+      </w:r>
+      <w:r>
+        <w:rPr>
+          <w:noProof w:val="0"/>
+          <w:lang w:val="lt-LT"/>
+        </w:rPr>
+        <w:t>) bendradarbiavimas su VU SA</w:t>
+      </w:r>
+    </w:p>
+    <w:p>
+      <w:pPr>
+        <w:pStyle w:val="Normal"/>
+        <w:rPr>
+          <w:noProof w:val="0"/>
+          <w:lang w:val="en-GB"/>
+        </w:rPr>
+      </w:pPr>
+      <w:r>
+        <w:rPr>
+          <w:noProof w:val="0"/>
+          <w:lang w:val="en-GB"/>
+        </w:rPr>
+        <w:t>Rugsėjo</w:t>
+      </w:r>
+      <w:r>
+        <w:rPr>
+          <w:noProof w:val="0"/>
+          <w:lang w:val="en-GB"/>
+        </w:rPr>
+        <w:t xml:space="preserve"> 21-</w:t>
+      </w:r>
+      <w:r>
+        <w:rPr>
+          <w:noProof w:val="0"/>
+          <w:lang w:val="en-GB"/>
+        </w:rPr>
+        <w:t xml:space="preserve"> </w:t>
+      </w:r>
+      <w:r>
+        <w:rPr>
+          <w:noProof w:val="0"/>
+          <w:lang w:val="en-GB"/>
+        </w:rPr>
+        <w:t>26</w:t>
+      </w:r>
+      <w:r>
+        <w:rPr>
+          <w:noProof w:val="0"/>
+          <w:lang w:val="en-GB"/>
+        </w:rPr>
+        <w:t xml:space="preserve"> </w:t>
+      </w:r>
+      <w:r>
+        <w:rPr>
+          <w:noProof w:val="0"/>
+          <w:lang w:val="en-GB"/>
+        </w:rPr>
+        <w:t xml:space="preserve">d. </w:t>
+      </w:r>
+      <w:r>
+        <w:rPr>
+          <w:noProof w:val="0"/>
+          <w:lang w:val="en-GB"/>
+        </w:rPr>
+        <w:t>Lietuvoje</w:t>
+      </w:r>
+      <w:r>
+        <w:rPr>
+          <w:noProof w:val="0"/>
+          <w:lang w:val="en-GB"/>
+        </w:rPr>
+        <w:t xml:space="preserve"> </w:t>
+      </w:r>
+      <w:r>
+        <w:rPr>
+          <w:noProof w:val="0"/>
+          <w:lang w:val="en-GB"/>
+        </w:rPr>
+        <w:t>lan</w:t>
+      </w:r>
+      <w:r>
+        <w:rPr>
+          <w:noProof w:val="0"/>
+          <w:lang w:val="en-GB"/>
+        </w:rPr>
+        <w:t>k</w:t>
+      </w:r>
+      <w:r>
+        <w:rPr>
+          <w:noProof w:val="0"/>
+          <w:lang w:val="en-GB"/>
+        </w:rPr>
+        <w:t>ė</w:t>
+      </w:r>
+      <w:r>
+        <w:rPr>
+          <w:noProof w:val="0"/>
+          <w:lang w:val="en-GB"/>
+        </w:rPr>
+        <w:t>s</w:t>
+      </w:r>
+      <w:r>
+        <w:rPr>
+          <w:noProof w:val="0"/>
+          <w:lang w:val="en-GB"/>
+        </w:rPr>
+        <w:t>i</w:t>
+      </w:r>
+      <w:r>
+        <w:rPr>
+          <w:noProof w:val="0"/>
+          <w:lang w:val="en-GB"/>
+        </w:rPr>
+        <w:t xml:space="preserve"> </w:t>
+      </w:r>
+      <w:r>
+        <w:rPr>
+          <w:noProof w:val="0"/>
+          <w:lang w:val="en-GB"/>
+        </w:rPr>
+        <w:t>U</w:t>
+      </w:r>
+      <w:r>
+        <w:rPr>
+          <w:noProof w:val="0"/>
+          <w:lang w:val="en-GB"/>
+        </w:rPr>
+        <w:t>kr</w:t>
+      </w:r>
+      <w:r>
+        <w:rPr>
+          <w:noProof w:val="0"/>
+          <w:lang w:val="en-GB"/>
+        </w:rPr>
+        <w:t>a</w:t>
+      </w:r>
+      <w:r>
+        <w:rPr>
+          <w:noProof w:val="0"/>
+          <w:lang w:val="en-GB"/>
+        </w:rPr>
+        <w:t>i</w:t>
+      </w:r>
+      <w:r>
+        <w:rPr>
+          <w:noProof w:val="0"/>
+          <w:lang w:val="en-GB"/>
+        </w:rPr>
+        <w:t>n</w:t>
+      </w:r>
+      <w:r>
+        <w:rPr>
+          <w:noProof w:val="0"/>
+          <w:lang w:val="en-GB"/>
+        </w:rPr>
+        <w:t>o</w:t>
+      </w:r>
+      <w:r>
+        <w:rPr>
+          <w:noProof w:val="0"/>
+          <w:lang w:val="en-GB"/>
+        </w:rPr>
+        <w:t>s</w:t>
+      </w:r>
+      <w:r>
+        <w:rPr>
+          <w:noProof w:val="0"/>
+          <w:lang w:val="en-GB"/>
+        </w:rPr>
+        <w:t xml:space="preserve"> </w:t>
+      </w:r>
+      <w:r>
+        <w:rPr>
+          <w:noProof w:val="0"/>
+          <w:lang w:val="en-GB"/>
+        </w:rPr>
+        <w:t>i</w:t>
+      </w:r>
+      <w:r>
+        <w:rPr>
+          <w:noProof w:val="0"/>
+          <w:lang w:val="en-GB"/>
+        </w:rPr>
+        <w:t>r</w:t>
+      </w:r>
+      <w:r>
+        <w:rPr>
+          <w:noProof w:val="0"/>
+          <w:lang w:val="en-GB"/>
+        </w:rPr>
+        <w:t xml:space="preserve"> L</w:t>
+      </w:r>
+      <w:r>
+        <w:rPr>
+          <w:noProof w:val="0"/>
+          <w:lang w:val="en-GB"/>
+        </w:rPr>
+        <w:t>ietu</w:t>
+      </w:r>
+      <w:r>
+        <w:rPr>
+          <w:noProof w:val="0"/>
+          <w:lang w:val="en-GB"/>
+        </w:rPr>
+        <w:t>v</w:t>
+      </w:r>
+      <w:r>
+        <w:rPr>
+          <w:noProof w:val="0"/>
+          <w:lang w:val="en-GB"/>
+        </w:rPr>
+        <w:t>o</w:t>
+      </w:r>
+      <w:r>
+        <w:rPr>
+          <w:noProof w:val="0"/>
+          <w:lang w:val="en-GB"/>
+        </w:rPr>
+        <w:t>s</w:t>
+      </w:r>
+      <w:r>
+        <w:rPr>
+          <w:noProof w:val="0"/>
+          <w:lang w:val="en-GB"/>
+        </w:rPr>
+        <w:t xml:space="preserve"> </w:t>
+      </w:r>
+      <w:r>
+        <w:rPr>
+          <w:noProof w:val="0"/>
+          <w:lang w:val="en-GB"/>
+        </w:rPr>
+        <w:t>jau</w:t>
+      </w:r>
+      <w:r>
+        <w:rPr>
+          <w:noProof w:val="0"/>
+          <w:lang w:val="en-GB"/>
+        </w:rPr>
+        <w:t>n</w:t>
+      </w:r>
+      <w:r>
+        <w:rPr>
+          <w:noProof w:val="0"/>
+          <w:lang w:val="en-GB"/>
+        </w:rPr>
+        <w:t>i</w:t>
+      </w:r>
+      <w:r>
+        <w:rPr>
+          <w:noProof w:val="0"/>
+          <w:lang w:val="en-GB"/>
+        </w:rPr>
+        <w:t>m</w:t>
+      </w:r>
+      <w:r>
+        <w:rPr>
+          <w:noProof w:val="0"/>
+          <w:lang w:val="en-GB"/>
+        </w:rPr>
+        <w:t>o</w:t>
+      </w:r>
+      <w:r>
+        <w:rPr>
+          <w:noProof w:val="0"/>
+          <w:lang w:val="en-GB"/>
+        </w:rPr>
+        <w:t xml:space="preserve"> </w:t>
+      </w:r>
+      <w:r>
+        <w:rPr>
+          <w:noProof w:val="0"/>
+          <w:lang w:val="en-GB"/>
+        </w:rPr>
+        <w:t>mainų</w:t>
+      </w:r>
+      <w:r>
+        <w:rPr>
+          <w:noProof w:val="0"/>
+          <w:lang w:val="en-GB"/>
+        </w:rPr>
+        <w:t xml:space="preserve"> </w:t>
+      </w:r>
+      <w:r>
+        <w:rPr>
+          <w:noProof w:val="0"/>
+          <w:lang w:val="en-GB"/>
+        </w:rPr>
+        <w:t>p</w:t>
+      </w:r>
+      <w:r>
+        <w:rPr>
+          <w:noProof w:val="0"/>
+          <w:lang w:val="en-GB"/>
+        </w:rPr>
+        <w:t>roje</w:t>
+      </w:r>
+      <w:r>
+        <w:rPr>
+          <w:noProof w:val="0"/>
+          <w:lang w:val="en-GB"/>
+        </w:rPr>
+        <w:t>k</w:t>
+      </w:r>
+      <w:r>
+        <w:rPr>
+          <w:noProof w:val="0"/>
+          <w:lang w:val="en-GB"/>
+        </w:rPr>
+        <w:t>t</w:t>
+      </w:r>
+      <w:r>
+        <w:rPr>
+          <w:noProof w:val="0"/>
+          <w:lang w:val="en-GB"/>
+        </w:rPr>
+        <w:t>o</w:t>
+      </w:r>
+      <w:r>
+        <w:rPr>
+          <w:noProof w:val="0"/>
+          <w:lang w:val="en-GB"/>
+        </w:rPr>
+        <w:t xml:space="preserve"> </w:t>
+      </w:r>
+      <w:r>
+        <w:rPr>
+          <w:rFonts w:ascii="Aptos" w:hAnsi="Aptos" w:eastAsia="Aptos" w:cs="Aptos"/>
+          <w:noProof w:val="0"/>
+          <w:sz w:val="24"/>
+          <w:szCs w:val="24"/>
+          <w:lang w:val="en-GB"/>
+        </w:rPr>
+        <w:t>„</w:t>
+      </w:r>
+      <w:r>
+        <w:rPr>
+          <w:noProof w:val="0"/>
+          <w:lang w:val="en-GB"/>
+        </w:rPr>
+        <w:t>Jaun</w:t>
+      </w:r>
+      <w:r>
+        <w:rPr>
+          <w:noProof w:val="0"/>
+          <w:lang w:val="en-GB"/>
+        </w:rPr>
+        <w:t>i</w:t>
+      </w:r>
+      <w:r>
+        <w:rPr>
+          <w:noProof w:val="0"/>
+          <w:lang w:val="en-GB"/>
+        </w:rPr>
+        <w:t>m</w:t>
+      </w:r>
+      <w:r>
+        <w:rPr>
+          <w:noProof w:val="0"/>
+          <w:lang w:val="en-GB"/>
+        </w:rPr>
+        <w:t>o</w:t>
+      </w:r>
+      <w:r>
+        <w:rPr>
+          <w:noProof w:val="0"/>
+          <w:lang w:val="en-GB"/>
+        </w:rPr>
+        <w:t xml:space="preserve"> </w:t>
+      </w:r>
+      <w:r>
+        <w:rPr>
+          <w:noProof w:val="0"/>
+          <w:lang w:val="en-GB"/>
+        </w:rPr>
+        <w:t>s</w:t>
+      </w:r>
+      <w:r>
+        <w:rPr>
+          <w:noProof w:val="0"/>
+          <w:lang w:val="en-GB"/>
+        </w:rPr>
+        <w:t>t</w:t>
+      </w:r>
+      <w:r>
+        <w:rPr>
+          <w:noProof w:val="0"/>
+          <w:lang w:val="en-GB"/>
+        </w:rPr>
+        <w:t>ovyklos</w:t>
+      </w:r>
+      <w:r>
+        <w:rPr>
+          <w:noProof w:val="0"/>
+          <w:lang w:val="en-GB"/>
+        </w:rPr>
+        <w:t>-for</w:t>
+      </w:r>
+      <w:r>
+        <w:rPr>
+          <w:noProof w:val="0"/>
+          <w:lang w:val="en-GB"/>
+        </w:rPr>
+        <w:t>u</w:t>
+      </w:r>
+      <w:r>
+        <w:rPr>
+          <w:noProof w:val="0"/>
+          <w:lang w:val="en-GB"/>
+        </w:rPr>
+        <w:t>m</w:t>
+      </w:r>
+      <w:r>
+        <w:rPr>
+          <w:noProof w:val="0"/>
+          <w:lang w:val="en-GB"/>
+        </w:rPr>
+        <w:t>a</w:t>
+      </w:r>
+      <w:r>
+        <w:rPr>
+          <w:noProof w:val="0"/>
+          <w:lang w:val="en-GB"/>
+        </w:rPr>
+        <w:t>s</w:t>
+      </w:r>
+      <w:r>
+        <w:rPr>
+          <w:noProof w:val="0"/>
+          <w:lang w:val="en-GB"/>
+        </w:rPr>
+        <w:t xml:space="preserve"> </w:t>
+      </w:r>
+      <w:r>
+        <w:rPr>
+          <w:noProof w:val="0"/>
+          <w:lang w:val="en-GB"/>
+        </w:rPr>
+        <w:t>„</w:t>
+      </w:r>
+      <w:r>
+        <w:rPr>
+          <w:noProof w:val="0"/>
+          <w:lang w:val="en-GB"/>
+        </w:rPr>
+        <w:t>YOUTH EUR</w:t>
+      </w:r>
+      <w:r>
+        <w:rPr>
+          <w:noProof w:val="0"/>
+          <w:lang w:val="en-GB"/>
+        </w:rPr>
+        <w:t>OPEA</w:t>
+      </w:r>
+      <w:r>
+        <w:rPr>
+          <w:noProof w:val="0"/>
+          <w:lang w:val="en-GB"/>
+        </w:rPr>
+        <w:t>C</w:t>
+      </w:r>
+      <w:r>
+        <w:rPr>
+          <w:noProof w:val="0"/>
+          <w:lang w:val="en-GB"/>
+        </w:rPr>
+        <w:t>E</w:t>
+      </w:r>
+      <w:r>
+        <w:rPr>
+          <w:rFonts w:ascii="Aptos" w:hAnsi="Aptos" w:eastAsia="Aptos" w:cs="Aptos"/>
+          <w:noProof w:val="0"/>
+          <w:sz w:val="24"/>
+          <w:szCs w:val="24"/>
+          <w:lang w:val="en-GB"/>
+        </w:rPr>
+        <w:t xml:space="preserve"> “</w:t>
+      </w:r>
+      <w:r>
+        <w:rPr>
+          <w:noProof w:val="0"/>
+          <w:lang w:val="en-GB"/>
+        </w:rPr>
+        <w:t xml:space="preserve"> </w:t>
+      </w:r>
+      <w:r>
+        <w:rPr>
+          <w:noProof w:val="0"/>
+          <w:lang w:val="en-GB"/>
+        </w:rPr>
+        <w:t>a</w:t>
+      </w:r>
+      <w:r>
+        <w:rPr>
+          <w:noProof w:val="0"/>
+          <w:lang w:val="en-GB"/>
+        </w:rPr>
+        <w:t>t</w:t>
+      </w:r>
+      <w:r>
+        <w:rPr>
+          <w:noProof w:val="0"/>
+          <w:lang w:val="en-GB"/>
+        </w:rPr>
+        <w:t>st</w:t>
+      </w:r>
+      <w:r>
+        <w:rPr>
+          <w:noProof w:val="0"/>
+          <w:lang w:val="en-GB"/>
+        </w:rPr>
+        <w:t>o</w:t>
+      </w:r>
+      <w:r>
+        <w:rPr>
+          <w:noProof w:val="0"/>
+          <w:lang w:val="en-GB"/>
+        </w:rPr>
+        <w:t>v</w:t>
+      </w:r>
+      <w:r>
+        <w:rPr>
+          <w:noProof w:val="0"/>
+          <w:lang w:val="en-GB"/>
+        </w:rPr>
+        <w:t>ė</w:t>
+      </w:r>
+      <w:r>
+        <w:rPr>
+          <w:noProof w:val="0"/>
+          <w:lang w:val="en-GB"/>
+        </w:rPr>
+        <w:t>s</w:t>
+      </w:r>
+      <w:r>
+        <w:rPr>
+          <w:noProof w:val="0"/>
+          <w:lang w:val="en-GB"/>
+        </w:rPr>
+        <w:t>.</w:t>
+      </w:r>
+      <w:r>
+        <w:rPr>
+          <w:noProof w:val="0"/>
+          <w:lang w:val="en-GB"/>
+        </w:rPr>
+        <w:t xml:space="preserve"> </w:t>
+      </w:r>
+      <w:r>
+        <w:rPr>
+          <w:noProof w:val="0"/>
+          <w:lang w:val="en-GB"/>
+        </w:rPr>
+        <w:t>Susitikimo</w:t>
+      </w:r>
+      <w:r>
+        <w:rPr>
+          <w:noProof w:val="0"/>
+          <w:lang w:val="en-GB"/>
+        </w:rPr>
+        <w:t xml:space="preserve"> </w:t>
+      </w:r>
+      <w:r>
+        <w:rPr>
+          <w:noProof w:val="0"/>
+          <w:lang w:val="en-GB"/>
+        </w:rPr>
+        <w:t>s</w:t>
+      </w:r>
+      <w:r>
+        <w:rPr>
+          <w:noProof w:val="0"/>
+          <w:lang w:val="en-GB"/>
+        </w:rPr>
+        <w:t>u</w:t>
+      </w:r>
+      <w:r>
+        <w:rPr>
+          <w:noProof w:val="0"/>
+          <w:lang w:val="en-GB"/>
+        </w:rPr>
+        <w:t xml:space="preserve"> VU </w:t>
+      </w:r>
+      <w:r>
+        <w:rPr>
+          <w:noProof w:val="0"/>
+          <w:lang w:val="en-GB"/>
+        </w:rPr>
+        <w:t xml:space="preserve">SA </w:t>
+      </w:r>
+      <w:r>
+        <w:rPr>
+          <w:noProof w:val="0"/>
+          <w:lang w:val="en-GB"/>
+        </w:rPr>
+        <w:t>atstovais</w:t>
+      </w:r>
+      <w:r>
+        <w:rPr>
+          <w:noProof w:val="0"/>
+          <w:lang w:val="en-GB"/>
+        </w:rPr>
+        <w:t xml:space="preserve"> (-</w:t>
+      </w:r>
+      <w:r>
+        <w:rPr>
+          <w:noProof w:val="0"/>
+          <w:lang w:val="en-GB"/>
+        </w:rPr>
+        <w:t>ėmis</w:t>
+      </w:r>
+      <w:r>
+        <w:rPr>
+          <w:noProof w:val="0"/>
+          <w:lang w:val="en-GB"/>
+        </w:rPr>
+        <w:t xml:space="preserve">) </w:t>
+      </w:r>
+      <w:r>
+        <w:rPr>
+          <w:noProof w:val="0"/>
+          <w:lang w:val="en-GB"/>
+        </w:rPr>
+        <w:t>t</w:t>
+      </w:r>
+      <w:r>
+        <w:rPr>
+          <w:noProof w:val="0"/>
+          <w:lang w:val="en-GB"/>
+        </w:rPr>
+        <w:t>i</w:t>
+      </w:r>
+      <w:r>
+        <w:rPr>
+          <w:noProof w:val="0"/>
+          <w:lang w:val="en-GB"/>
+        </w:rPr>
+        <w:t>k</w:t>
+      </w:r>
+      <w:r>
+        <w:rPr>
+          <w:noProof w:val="0"/>
+          <w:lang w:val="en-GB"/>
+        </w:rPr>
+        <w:t>s</w:t>
+      </w:r>
+      <w:r>
+        <w:rPr>
+          <w:noProof w:val="0"/>
+          <w:lang w:val="en-GB"/>
+        </w:rPr>
+        <w:t>l</w:t>
+      </w:r>
+      <w:r>
+        <w:rPr>
+          <w:noProof w:val="0"/>
+          <w:lang w:val="en-GB"/>
+        </w:rPr>
+        <w:t>a</w:t>
+      </w:r>
+      <w:r>
+        <w:rPr>
+          <w:noProof w:val="0"/>
+          <w:lang w:val="en-GB"/>
+        </w:rPr>
+        <w:t>s</w:t>
+      </w:r>
+      <w:r>
+        <w:rPr>
+          <w:noProof w:val="0"/>
+          <w:lang w:val="en-GB"/>
+        </w:rPr>
+        <w:t xml:space="preserve"> </w:t>
+      </w:r>
+      <w:r>
+        <w:rPr>
+          <w:noProof w:val="0"/>
+          <w:lang w:val="en-GB"/>
+        </w:rPr>
+        <w:t>b</w:t>
+      </w:r>
+      <w:r>
+        <w:rPr>
+          <w:noProof w:val="0"/>
+          <w:lang w:val="en-GB"/>
+        </w:rPr>
+        <w:t>u</w:t>
+      </w:r>
+      <w:r>
+        <w:rPr>
+          <w:noProof w:val="0"/>
+          <w:lang w:val="en-GB"/>
+        </w:rPr>
+        <w:t>v</w:t>
+      </w:r>
+      <w:r>
+        <w:rPr>
+          <w:noProof w:val="0"/>
+          <w:lang w:val="en-GB"/>
+        </w:rPr>
+        <w:t>o</w:t>
+      </w:r>
+      <w:r>
+        <w:rPr>
+          <w:noProof w:val="0"/>
+          <w:lang w:val="en-GB"/>
+        </w:rPr>
+        <w:t xml:space="preserve"> </w:t>
+      </w:r>
+      <w:r>
+        <w:rPr>
+          <w:noProof w:val="0"/>
+          <w:lang w:val="en-GB"/>
+        </w:rPr>
+        <w:t>p</w:t>
+      </w:r>
+      <w:r>
+        <w:rPr>
+          <w:noProof w:val="0"/>
+          <w:lang w:val="en-GB"/>
+        </w:rPr>
+        <w:t>a</w:t>
+      </w:r>
+      <w:r>
+        <w:rPr>
+          <w:noProof w:val="0"/>
+          <w:lang w:val="en-GB"/>
+        </w:rPr>
+        <w:t>s</w:t>
+      </w:r>
+      <w:r>
+        <w:rPr>
+          <w:noProof w:val="0"/>
+          <w:lang w:val="en-GB"/>
+        </w:rPr>
+        <w:t>ka</w:t>
+      </w:r>
+      <w:r>
+        <w:rPr>
+          <w:noProof w:val="0"/>
+          <w:lang w:val="en-GB"/>
+        </w:rPr>
+        <w:t>t</w:t>
+      </w:r>
+      <w:r>
+        <w:rPr>
+          <w:noProof w:val="0"/>
+          <w:lang w:val="en-GB"/>
+        </w:rPr>
+        <w:t>i</w:t>
+      </w:r>
+      <w:r>
+        <w:rPr>
+          <w:noProof w:val="0"/>
+          <w:lang w:val="en-GB"/>
+        </w:rPr>
+        <w:t>n</w:t>
+      </w:r>
+      <w:r>
+        <w:rPr>
+          <w:noProof w:val="0"/>
+          <w:lang w:val="en-GB"/>
+        </w:rPr>
+        <w:t>t</w:t>
+      </w:r>
+      <w:r>
+        <w:rPr>
+          <w:noProof w:val="0"/>
+          <w:lang w:val="en-GB"/>
+        </w:rPr>
+        <w:t>i</w:t>
+      </w:r>
+      <w:r>
+        <w:rPr>
+          <w:noProof w:val="0"/>
+          <w:lang w:val="en-GB"/>
+        </w:rPr>
+        <w:t xml:space="preserve"> </w:t>
+      </w:r>
+      <w:r>
+        <w:rPr>
+          <w:noProof w:val="0"/>
+          <w:lang w:val="en-GB"/>
+        </w:rPr>
+        <w:t>t</w:t>
+      </w:r>
+      <w:r>
+        <w:rPr>
+          <w:noProof w:val="0"/>
+          <w:lang w:val="en-GB"/>
+        </w:rPr>
+        <w:t>a</w:t>
+      </w:r>
+      <w:r>
+        <w:rPr>
+          <w:noProof w:val="0"/>
+          <w:lang w:val="en-GB"/>
+        </w:rPr>
+        <w:t>r</w:t>
+      </w:r>
+      <w:r>
+        <w:rPr>
+          <w:noProof w:val="0"/>
+          <w:lang w:val="en-GB"/>
+        </w:rPr>
+        <w:t>p</w:t>
+      </w:r>
+      <w:r>
+        <w:rPr>
+          <w:noProof w:val="0"/>
+          <w:lang w:val="en-GB"/>
+        </w:rPr>
+        <w:t>ta</w:t>
+      </w:r>
+      <w:r>
+        <w:rPr>
+          <w:noProof w:val="0"/>
+          <w:lang w:val="en-GB"/>
+        </w:rPr>
+        <w:t>u</w:t>
+      </w:r>
+      <w:r>
+        <w:rPr>
+          <w:noProof w:val="0"/>
+          <w:lang w:val="en-GB"/>
+        </w:rPr>
+        <w:t>t</w:t>
+      </w:r>
+      <w:r>
+        <w:rPr>
+          <w:noProof w:val="0"/>
+          <w:lang w:val="en-GB"/>
+        </w:rPr>
+        <w:t>i</w:t>
+      </w:r>
+      <w:r>
+        <w:rPr>
+          <w:noProof w:val="0"/>
+          <w:lang w:val="en-GB"/>
+        </w:rPr>
+        <w:t>n</w:t>
+      </w:r>
+      <w:r>
+        <w:rPr>
+          <w:noProof w:val="0"/>
+          <w:lang w:val="en-GB"/>
+        </w:rPr>
+        <w:t>į</w:t>
+      </w:r>
+      <w:r>
+        <w:rPr>
+          <w:noProof w:val="0"/>
+          <w:lang w:val="en-GB"/>
+        </w:rPr>
+        <w:t xml:space="preserve"> </w:t>
+      </w:r>
+      <w:r>
+        <w:rPr>
+          <w:noProof w:val="0"/>
+          <w:lang w:val="en-GB"/>
+        </w:rPr>
+        <w:t>b</w:t>
+      </w:r>
+      <w:r>
+        <w:rPr>
+          <w:noProof w:val="0"/>
+          <w:lang w:val="en-GB"/>
+        </w:rPr>
+        <w:t>e</w:t>
+      </w:r>
+      <w:r>
+        <w:rPr>
+          <w:noProof w:val="0"/>
+          <w:lang w:val="en-GB"/>
+        </w:rPr>
+        <w:t>n</w:t>
+      </w:r>
+      <w:r>
+        <w:rPr>
+          <w:noProof w:val="0"/>
+          <w:lang w:val="en-GB"/>
+        </w:rPr>
+        <w:t>dra</w:t>
+      </w:r>
+      <w:r>
+        <w:rPr>
+          <w:noProof w:val="0"/>
+          <w:lang w:val="en-GB"/>
+        </w:rPr>
+        <w:t>da</w:t>
+      </w:r>
+      <w:r>
+        <w:rPr>
+          <w:noProof w:val="0"/>
+          <w:lang w:val="en-GB"/>
+        </w:rPr>
+        <w:t>rbi</w:t>
+      </w:r>
+      <w:r>
+        <w:rPr>
+          <w:noProof w:val="0"/>
+          <w:lang w:val="en-GB"/>
+        </w:rPr>
+        <w:t>a</w:t>
+      </w:r>
+      <w:r>
+        <w:rPr>
+          <w:noProof w:val="0"/>
+          <w:lang w:val="en-GB"/>
+        </w:rPr>
+        <w:t>v</w:t>
+      </w:r>
+      <w:r>
+        <w:rPr>
+          <w:noProof w:val="0"/>
+          <w:lang w:val="en-GB"/>
+        </w:rPr>
+        <w:t>i</w:t>
+      </w:r>
+      <w:r>
+        <w:rPr>
+          <w:noProof w:val="0"/>
+          <w:lang w:val="en-GB"/>
+        </w:rPr>
+        <w:t>m</w:t>
+      </w:r>
+      <w:r>
+        <w:rPr>
+          <w:noProof w:val="0"/>
+          <w:lang w:val="en-GB"/>
+        </w:rPr>
+        <w:t>ą</w:t>
+      </w:r>
+      <w:r>
+        <w:rPr>
+          <w:noProof w:val="0"/>
+          <w:lang w:val="en-GB"/>
+        </w:rPr>
+        <w:t xml:space="preserve"> </w:t>
+      </w:r>
+      <w:r>
+        <w:rPr>
+          <w:noProof w:val="0"/>
+          <w:lang w:val="en-GB"/>
+        </w:rPr>
+        <w:t>t</w:t>
+      </w:r>
+      <w:r>
+        <w:rPr>
+          <w:noProof w:val="0"/>
+          <w:lang w:val="en-GB"/>
+        </w:rPr>
+        <w:t>a</w:t>
+      </w:r>
+      <w:r>
+        <w:rPr>
+          <w:noProof w:val="0"/>
+          <w:lang w:val="en-GB"/>
+        </w:rPr>
+        <w:t>r</w:t>
+      </w:r>
+      <w:r>
+        <w:rPr>
+          <w:noProof w:val="0"/>
+          <w:lang w:val="en-GB"/>
+        </w:rPr>
+        <w:t>p</w:t>
+      </w:r>
+      <w:r>
+        <w:rPr>
+          <w:noProof w:val="0"/>
+          <w:lang w:val="en-GB"/>
+        </w:rPr>
+        <w:t xml:space="preserve"> </w:t>
+      </w:r>
+      <w:r>
+        <w:rPr>
+          <w:noProof w:val="0"/>
+          <w:lang w:val="en-GB"/>
+        </w:rPr>
+        <w:t>žurnalistiką</w:t>
+      </w:r>
+      <w:r>
+        <w:rPr>
+          <w:noProof w:val="0"/>
+          <w:lang w:val="en-GB"/>
+        </w:rPr>
+        <w:t xml:space="preserve"> </w:t>
+      </w:r>
+      <w:r>
+        <w:rPr>
+          <w:noProof w:val="0"/>
+          <w:lang w:val="en-GB"/>
+        </w:rPr>
+        <w:t>studijuojančių</w:t>
+      </w:r>
+      <w:r>
+        <w:rPr>
+          <w:noProof w:val="0"/>
+          <w:lang w:val="en-GB"/>
+        </w:rPr>
+        <w:t xml:space="preserve"> </w:t>
+      </w:r>
+      <w:r>
+        <w:rPr>
+          <w:noProof w:val="0"/>
+          <w:lang w:val="en-GB"/>
+        </w:rPr>
+        <w:t>studentų</w:t>
+      </w:r>
+      <w:r>
+        <w:rPr>
+          <w:noProof w:val="0"/>
+          <w:lang w:val="en-GB"/>
+        </w:rPr>
+        <w:t xml:space="preserve"> (-</w:t>
+      </w:r>
+      <w:r>
+        <w:rPr>
+          <w:noProof w:val="0"/>
+          <w:lang w:val="en-GB"/>
+        </w:rPr>
+        <w:t>čių</w:t>
+      </w:r>
+      <w:r>
+        <w:rPr>
+          <w:noProof w:val="0"/>
+          <w:lang w:val="en-GB"/>
+        </w:rPr>
+        <w:t>).</w:t>
+      </w:r>
+      <w:r>
+        <w:rPr>
+          <w:noProof w:val="0"/>
+          <w:lang w:val="en-GB"/>
+        </w:rPr>
+        <w:t xml:space="preserve"> </w:t>
+      </w:r>
+      <w:r>
+        <w:rPr>
+          <w:noProof w:val="0"/>
+          <w:lang w:val="en-GB"/>
+        </w:rPr>
+        <w:t>Vizito</w:t>
+      </w:r>
+      <w:r>
+        <w:rPr>
+          <w:noProof w:val="0"/>
+          <w:lang w:val="en-GB"/>
+        </w:rPr>
+        <w:t xml:space="preserve"> </w:t>
+      </w:r>
+      <w:r>
+        <w:rPr>
+          <w:noProof w:val="0"/>
+          <w:lang w:val="en-GB"/>
+        </w:rPr>
+        <w:t>metu</w:t>
+      </w:r>
+      <w:r>
+        <w:rPr>
+          <w:noProof w:val="0"/>
+          <w:lang w:val="en-GB"/>
+        </w:rPr>
+        <w:t xml:space="preserve"> </w:t>
+      </w:r>
+      <w:r>
+        <w:rPr>
+          <w:noProof w:val="0"/>
+          <w:lang w:val="en-GB"/>
+        </w:rPr>
+        <w:t>buvo</w:t>
+      </w:r>
+      <w:r>
+        <w:rPr>
+          <w:noProof w:val="0"/>
+          <w:lang w:val="en-GB"/>
+        </w:rPr>
+        <w:t xml:space="preserve"> </w:t>
+      </w:r>
+      <w:r>
+        <w:rPr>
+          <w:noProof w:val="0"/>
+          <w:lang w:val="en-GB"/>
+        </w:rPr>
+        <w:t>pare</w:t>
+      </w:r>
+      <w:r>
+        <w:rPr>
+          <w:noProof w:val="0"/>
+          <w:lang w:val="en-GB"/>
+        </w:rPr>
+        <w:t>ngta</w:t>
+      </w:r>
+      <w:r>
+        <w:rPr>
+          <w:noProof w:val="0"/>
+          <w:lang w:val="en-GB"/>
+        </w:rPr>
+        <w:t xml:space="preserve"> </w:t>
+      </w:r>
+      <w:r>
+        <w:rPr>
+          <w:noProof w:val="0"/>
+          <w:lang w:val="en-GB"/>
+        </w:rPr>
+        <w:t>k</w:t>
+      </w:r>
+      <w:r>
+        <w:rPr>
+          <w:noProof w:val="0"/>
+          <w:lang w:val="en-GB"/>
+        </w:rPr>
+        <w:t>u</w:t>
+      </w:r>
+      <w:r>
+        <w:rPr>
+          <w:noProof w:val="0"/>
+          <w:lang w:val="en-GB"/>
+        </w:rPr>
+        <w:t>l</w:t>
+      </w:r>
+      <w:r>
+        <w:rPr>
+          <w:noProof w:val="0"/>
+          <w:lang w:val="en-GB"/>
+        </w:rPr>
+        <w:t>t</w:t>
+      </w:r>
+      <w:r>
+        <w:rPr>
+          <w:noProof w:val="0"/>
+          <w:lang w:val="en-GB"/>
+        </w:rPr>
+        <w:t>ū</w:t>
+      </w:r>
+      <w:r>
+        <w:rPr>
+          <w:noProof w:val="0"/>
+          <w:lang w:val="en-GB"/>
+        </w:rPr>
+        <w:t>r</w:t>
+      </w:r>
+      <w:r>
+        <w:rPr>
+          <w:noProof w:val="0"/>
+          <w:lang w:val="en-GB"/>
+        </w:rPr>
+        <w:t>i</w:t>
+      </w:r>
+      <w:r>
+        <w:rPr>
+          <w:noProof w:val="0"/>
+          <w:lang w:val="en-GB"/>
+        </w:rPr>
+        <w:t>n</w:t>
+      </w:r>
+      <w:r>
+        <w:rPr>
+          <w:noProof w:val="0"/>
+          <w:lang w:val="en-GB"/>
+        </w:rPr>
+        <w:t>ė</w:t>
+      </w:r>
+      <w:r>
+        <w:rPr>
+          <w:noProof w:val="0"/>
+          <w:lang w:val="en-GB"/>
+        </w:rPr>
+        <w:t xml:space="preserve"> </w:t>
+      </w:r>
+      <w:r>
+        <w:rPr>
+          <w:noProof w:val="0"/>
+          <w:lang w:val="en-GB"/>
+        </w:rPr>
+        <w:t>p</w:t>
+      </w:r>
+      <w:r>
+        <w:rPr>
+          <w:noProof w:val="0"/>
+          <w:lang w:val="en-GB"/>
+        </w:rPr>
+        <w:t>r</w:t>
+      </w:r>
+      <w:r>
+        <w:rPr>
+          <w:noProof w:val="0"/>
+          <w:lang w:val="en-GB"/>
+        </w:rPr>
+        <w:t>o</w:t>
+      </w:r>
+      <w:r>
+        <w:rPr>
+          <w:noProof w:val="0"/>
+          <w:lang w:val="en-GB"/>
+        </w:rPr>
+        <w:t>g</w:t>
+      </w:r>
+      <w:r>
+        <w:rPr>
+          <w:noProof w:val="0"/>
+          <w:lang w:val="en-GB"/>
+        </w:rPr>
+        <w:t>r</w:t>
+      </w:r>
+      <w:r>
+        <w:rPr>
+          <w:noProof w:val="0"/>
+          <w:lang w:val="en-GB"/>
+        </w:rPr>
+        <w:t>a</w:t>
+      </w:r>
+      <w:r>
+        <w:rPr>
+          <w:noProof w:val="0"/>
+          <w:lang w:val="en-GB"/>
+        </w:rPr>
+        <w:t>ma</w:t>
+      </w:r>
+      <w:r>
+        <w:rPr>
+          <w:noProof w:val="0"/>
+          <w:lang w:val="en-GB"/>
+        </w:rPr>
+        <w:t>,</w:t>
+      </w:r>
+      <w:r>
+        <w:rPr>
+          <w:noProof w:val="0"/>
+          <w:lang w:val="en-GB"/>
+        </w:rPr>
+        <w:t xml:space="preserve"> </w:t>
+      </w:r>
+      <w:r>
+        <w:rPr>
+          <w:noProof w:val="0"/>
+          <w:lang w:val="en-GB"/>
+        </w:rPr>
+        <w:t>a</w:t>
+      </w:r>
+      <w:r>
+        <w:rPr>
+          <w:noProof w:val="0"/>
+          <w:lang w:val="en-GB"/>
+        </w:rPr>
+        <w:t>n</w:t>
+      </w:r>
+      <w:r>
+        <w:rPr>
+          <w:noProof w:val="0"/>
+          <w:lang w:val="en-GB"/>
+        </w:rPr>
+        <w:t>a</w:t>
+      </w:r>
+      <w:r>
+        <w:rPr>
+          <w:noProof w:val="0"/>
+          <w:lang w:val="en-GB"/>
+        </w:rPr>
+        <w:t>l</w:t>
+      </w:r>
+      <w:r>
+        <w:rPr>
+          <w:noProof w:val="0"/>
+          <w:lang w:val="en-GB"/>
+        </w:rPr>
+        <w:t>i</w:t>
+      </w:r>
+      <w:r>
+        <w:rPr>
+          <w:noProof w:val="0"/>
+          <w:lang w:val="en-GB"/>
+        </w:rPr>
+        <w:t>z</w:t>
+      </w:r>
+      <w:r>
+        <w:rPr>
+          <w:noProof w:val="0"/>
+          <w:lang w:val="en-GB"/>
+        </w:rPr>
+        <w:t>uo</w:t>
+      </w:r>
+      <w:r>
+        <w:rPr>
+          <w:noProof w:val="0"/>
+          <w:lang w:val="en-GB"/>
+        </w:rPr>
+        <w:t>tas</w:t>
+      </w:r>
+      <w:r>
+        <w:rPr>
+          <w:noProof w:val="0"/>
+          <w:lang w:val="en-GB"/>
+        </w:rPr>
+        <w:t xml:space="preserve"> </w:t>
+      </w:r>
+      <w:r>
+        <w:rPr>
+          <w:noProof w:val="0"/>
+          <w:lang w:val="en-GB"/>
+        </w:rPr>
+        <w:t>U</w:t>
+      </w:r>
+      <w:r>
+        <w:rPr>
+          <w:noProof w:val="0"/>
+          <w:lang w:val="en-GB"/>
+        </w:rPr>
+        <w:t>k</w:t>
+      </w:r>
+      <w:r>
+        <w:rPr>
+          <w:noProof w:val="0"/>
+          <w:lang w:val="en-GB"/>
+        </w:rPr>
+        <w:t>r</w:t>
+      </w:r>
+      <w:r>
+        <w:rPr>
+          <w:noProof w:val="0"/>
+          <w:lang w:val="en-GB"/>
+        </w:rPr>
+        <w:t>a</w:t>
+      </w:r>
+      <w:r>
+        <w:rPr>
+          <w:noProof w:val="0"/>
+          <w:lang w:val="en-GB"/>
+        </w:rPr>
+        <w:t>i</w:t>
+      </w:r>
+      <w:r>
+        <w:rPr>
+          <w:noProof w:val="0"/>
+          <w:lang w:val="en-GB"/>
+        </w:rPr>
+        <w:t>n</w:t>
+      </w:r>
+      <w:r>
+        <w:rPr>
+          <w:noProof w:val="0"/>
+          <w:lang w:val="en-GB"/>
+        </w:rPr>
+        <w:t>o</w:t>
+      </w:r>
+      <w:r>
+        <w:rPr>
+          <w:noProof w:val="0"/>
+          <w:lang w:val="en-GB"/>
+        </w:rPr>
+        <w:t>s</w:t>
+      </w:r>
+      <w:r>
+        <w:rPr>
+          <w:noProof w:val="0"/>
+          <w:lang w:val="en-GB"/>
+        </w:rPr>
+        <w:t xml:space="preserve"> </w:t>
+      </w:r>
+      <w:r>
+        <w:rPr>
+          <w:noProof w:val="0"/>
+          <w:lang w:val="en-GB"/>
+        </w:rPr>
+        <w:t>i</w:t>
+      </w:r>
+      <w:r>
+        <w:rPr>
+          <w:noProof w:val="0"/>
+          <w:lang w:val="en-GB"/>
+        </w:rPr>
+        <w:t>r</w:t>
+      </w:r>
+      <w:r>
+        <w:rPr>
+          <w:noProof w:val="0"/>
+          <w:lang w:val="en-GB"/>
+        </w:rPr>
+        <w:t xml:space="preserve"> </w:t>
+      </w:r>
+      <w:r>
+        <w:rPr>
+          <w:noProof w:val="0"/>
+          <w:lang w:val="en-GB"/>
+        </w:rPr>
+        <w:t>L</w:t>
+      </w:r>
+      <w:r>
+        <w:rPr>
+          <w:noProof w:val="0"/>
+          <w:lang w:val="en-GB"/>
+        </w:rPr>
+        <w:t>i</w:t>
+      </w:r>
+      <w:r>
+        <w:rPr>
+          <w:noProof w:val="0"/>
+          <w:lang w:val="en-GB"/>
+        </w:rPr>
+        <w:t>e</w:t>
+      </w:r>
+      <w:r>
+        <w:rPr>
+          <w:noProof w:val="0"/>
+          <w:lang w:val="en-GB"/>
+        </w:rPr>
+        <w:t>t</w:t>
+      </w:r>
+      <w:r>
+        <w:rPr>
+          <w:noProof w:val="0"/>
+          <w:lang w:val="en-GB"/>
+        </w:rPr>
+        <w:t>u</w:t>
+      </w:r>
+      <w:r>
+        <w:rPr>
+          <w:noProof w:val="0"/>
+          <w:lang w:val="en-GB"/>
+        </w:rPr>
+        <w:t>v</w:t>
+      </w:r>
+      <w:r>
+        <w:rPr>
+          <w:noProof w:val="0"/>
+          <w:lang w:val="en-GB"/>
+        </w:rPr>
+        <w:t>o</w:t>
+      </w:r>
+      <w:r>
+        <w:rPr>
+          <w:noProof w:val="0"/>
+          <w:lang w:val="en-GB"/>
+        </w:rPr>
+        <w:t>s</w:t>
+      </w:r>
+      <w:r>
+        <w:rPr>
+          <w:noProof w:val="0"/>
+          <w:lang w:val="en-GB"/>
+        </w:rPr>
+        <w:t xml:space="preserve"> </w:t>
+      </w:r>
+      <w:r>
+        <w:rPr>
+          <w:noProof w:val="0"/>
+          <w:lang w:val="en-GB"/>
+        </w:rPr>
+        <w:t>v</w:t>
+      </w:r>
+      <w:r>
+        <w:rPr>
+          <w:noProof w:val="0"/>
+          <w:lang w:val="en-GB"/>
+        </w:rPr>
+        <w:t>a</w:t>
+      </w:r>
+      <w:r>
+        <w:rPr>
+          <w:noProof w:val="0"/>
+          <w:lang w:val="en-GB"/>
+        </w:rPr>
+        <w:t>i</w:t>
+      </w:r>
+      <w:r>
+        <w:rPr>
+          <w:noProof w:val="0"/>
+          <w:lang w:val="en-GB"/>
+        </w:rPr>
+        <w:t>d</w:t>
+      </w:r>
+      <w:r>
+        <w:rPr>
+          <w:noProof w:val="0"/>
+          <w:lang w:val="en-GB"/>
+        </w:rPr>
+        <w:t>m</w:t>
+      </w:r>
+      <w:r>
+        <w:rPr>
+          <w:noProof w:val="0"/>
+          <w:lang w:val="en-GB"/>
+        </w:rPr>
+        <w:t>u</w:t>
+      </w:r>
+      <w:r>
+        <w:rPr>
+          <w:noProof w:val="0"/>
+          <w:lang w:val="en-GB"/>
+        </w:rPr>
+        <w:t>o</w:t>
+      </w:r>
+      <w:r>
+        <w:rPr>
+          <w:noProof w:val="0"/>
+          <w:lang w:val="en-GB"/>
+        </w:rPr>
+        <w:t xml:space="preserve"> </w:t>
+      </w:r>
+      <w:r>
+        <w:rPr>
+          <w:noProof w:val="0"/>
+          <w:lang w:val="en-GB"/>
+        </w:rPr>
+        <w:t>t</w:t>
+      </w:r>
+      <w:r>
+        <w:rPr>
+          <w:noProof w:val="0"/>
+          <w:lang w:val="en-GB"/>
+        </w:rPr>
+        <w:t>a</w:t>
+      </w:r>
+      <w:r>
+        <w:rPr>
+          <w:noProof w:val="0"/>
+          <w:lang w:val="en-GB"/>
+        </w:rPr>
+        <w:t>r</w:t>
+      </w:r>
+      <w:r>
+        <w:rPr>
+          <w:noProof w:val="0"/>
+          <w:lang w:val="en-GB"/>
+        </w:rPr>
+        <w:t>p</w:t>
+      </w:r>
+      <w:r>
+        <w:rPr>
+          <w:noProof w:val="0"/>
+          <w:lang w:val="en-GB"/>
+        </w:rPr>
+        <w:t>t</w:t>
+      </w:r>
+      <w:r>
+        <w:rPr>
+          <w:noProof w:val="0"/>
+          <w:lang w:val="en-GB"/>
+        </w:rPr>
+        <w:t>a</w:t>
+      </w:r>
+      <w:r>
+        <w:rPr>
+          <w:noProof w:val="0"/>
+          <w:lang w:val="en-GB"/>
+        </w:rPr>
+        <w:t>u</w:t>
+      </w:r>
+      <w:r>
+        <w:rPr>
+          <w:noProof w:val="0"/>
+          <w:lang w:val="en-GB"/>
+        </w:rPr>
+        <w:t>t</w:t>
+      </w:r>
+      <w:r>
+        <w:rPr>
+          <w:noProof w:val="0"/>
+          <w:lang w:val="en-GB"/>
+        </w:rPr>
+        <w:t>i</w:t>
+      </w:r>
+      <w:r>
+        <w:rPr>
+          <w:noProof w:val="0"/>
+          <w:lang w:val="en-GB"/>
+        </w:rPr>
+        <w:t>n</w:t>
+      </w:r>
+      <w:r>
+        <w:rPr>
+          <w:noProof w:val="0"/>
+          <w:lang w:val="en-GB"/>
+        </w:rPr>
+        <w:t>ė</w:t>
+      </w:r>
+      <w:r>
+        <w:rPr>
+          <w:noProof w:val="0"/>
+          <w:lang w:val="en-GB"/>
+        </w:rPr>
+        <w:t>j</w:t>
+      </w:r>
+      <w:r>
+        <w:rPr>
+          <w:noProof w:val="0"/>
+          <w:lang w:val="en-GB"/>
+        </w:rPr>
+        <w:t>e</w:t>
+      </w:r>
+      <w:r>
+        <w:rPr>
+          <w:noProof w:val="0"/>
+          <w:lang w:val="en-GB"/>
+        </w:rPr>
+        <w:t xml:space="preserve"> </w:t>
+      </w:r>
+      <w:r>
+        <w:rPr>
+          <w:noProof w:val="0"/>
+          <w:lang w:val="en-GB"/>
+        </w:rPr>
+        <w:t>ž</w:t>
+      </w:r>
+      <w:r>
+        <w:rPr>
+          <w:noProof w:val="0"/>
+          <w:lang w:val="en-GB"/>
+        </w:rPr>
+        <w:t>i</w:t>
+      </w:r>
+      <w:r>
+        <w:rPr>
+          <w:noProof w:val="0"/>
+          <w:lang w:val="en-GB"/>
+        </w:rPr>
+        <w:t>n</w:t>
+      </w:r>
+      <w:r>
+        <w:rPr>
+          <w:noProof w:val="0"/>
+          <w:lang w:val="en-GB"/>
+        </w:rPr>
+        <w:t>i</w:t>
+      </w:r>
+      <w:r>
+        <w:rPr>
+          <w:noProof w:val="0"/>
+          <w:lang w:val="en-GB"/>
+        </w:rPr>
+        <w:t>as</w:t>
+      </w:r>
+      <w:r>
+        <w:rPr>
+          <w:noProof w:val="0"/>
+          <w:lang w:val="en-GB"/>
+        </w:rPr>
+        <w:t>kl</w:t>
+      </w:r>
+      <w:r>
+        <w:rPr>
+          <w:noProof w:val="0"/>
+          <w:lang w:val="en-GB"/>
+        </w:rPr>
+        <w:t>a</w:t>
+      </w:r>
+      <w:r>
+        <w:rPr>
+          <w:noProof w:val="0"/>
+          <w:lang w:val="en-GB"/>
+        </w:rPr>
+        <w:t>i</w:t>
+      </w:r>
+      <w:r>
+        <w:rPr>
+          <w:noProof w:val="0"/>
+          <w:lang w:val="en-GB"/>
+        </w:rPr>
+        <w:t>d</w:t>
+      </w:r>
+      <w:r>
+        <w:rPr>
+          <w:noProof w:val="0"/>
+          <w:lang w:val="en-GB"/>
+        </w:rPr>
+        <w:t>o</w:t>
+      </w:r>
+      <w:r>
+        <w:rPr>
+          <w:noProof w:val="0"/>
+          <w:lang w:val="en-GB"/>
+        </w:rPr>
+        <w:t>j</w:t>
+      </w:r>
+      <w:r>
+        <w:rPr>
+          <w:noProof w:val="0"/>
+          <w:lang w:val="en-GB"/>
+        </w:rPr>
+        <w:t>e</w:t>
+      </w:r>
+      <w:r>
+        <w:rPr>
+          <w:noProof w:val="0"/>
+          <w:lang w:val="en-GB"/>
+        </w:rPr>
+        <w:t>.</w:t>
+      </w:r>
+      <w:r>
+        <w:rPr>
+          <w:noProof w:val="0"/>
+          <w:lang w:val="en-GB"/>
+        </w:rPr>
+        <w:t xml:space="preserve"> </w:t>
+      </w:r>
+      <w:r>
+        <w:rPr>
+          <w:noProof w:val="0"/>
+          <w:lang w:val="en-GB"/>
+        </w:rPr>
+        <w:t>V</w:t>
+      </w:r>
+      <w:r>
+        <w:rPr>
+          <w:noProof w:val="0"/>
+          <w:lang w:val="en-GB"/>
+        </w:rPr>
+        <w:t>i</w:t>
+      </w:r>
+      <w:r>
+        <w:rPr>
+          <w:noProof w:val="0"/>
+          <w:lang w:val="en-GB"/>
+        </w:rPr>
+        <w:t>z</w:t>
+      </w:r>
+      <w:r>
+        <w:rPr>
+          <w:noProof w:val="0"/>
+          <w:lang w:val="en-GB"/>
+        </w:rPr>
+        <w:t>i</w:t>
+      </w:r>
+      <w:r>
+        <w:rPr>
+          <w:noProof w:val="0"/>
+          <w:lang w:val="en-GB"/>
+        </w:rPr>
+        <w:t>t</w:t>
+      </w:r>
+      <w:r>
+        <w:rPr>
+          <w:noProof w:val="0"/>
+          <w:lang w:val="en-GB"/>
+        </w:rPr>
+        <w:t>o</w:t>
+      </w:r>
+      <w:r>
+        <w:rPr>
+          <w:noProof w:val="0"/>
+          <w:lang w:val="en-GB"/>
+        </w:rPr>
+        <w:t xml:space="preserve"> </w:t>
+      </w:r>
+      <w:r>
+        <w:rPr>
+          <w:noProof w:val="0"/>
+          <w:lang w:val="en-GB"/>
+        </w:rPr>
+        <w:t>m</w:t>
+      </w:r>
+      <w:r>
+        <w:rPr>
+          <w:noProof w:val="0"/>
+          <w:lang w:val="en-GB"/>
+        </w:rPr>
+        <w:t>e</w:t>
+      </w:r>
+      <w:r>
+        <w:rPr>
+          <w:noProof w:val="0"/>
+          <w:lang w:val="en-GB"/>
+        </w:rPr>
+        <w:t>t</w:t>
+      </w:r>
+      <w:r>
+        <w:rPr>
+          <w:noProof w:val="0"/>
+          <w:lang w:val="en-GB"/>
+        </w:rPr>
+        <w:t>u</w:t>
+      </w:r>
+      <w:r>
+        <w:rPr>
+          <w:noProof w:val="0"/>
+          <w:lang w:val="en-GB"/>
+        </w:rPr>
+        <w:t xml:space="preserve"> </w:t>
+      </w:r>
+      <w:r>
+        <w:rPr>
+          <w:noProof w:val="0"/>
+          <w:lang w:val="en-GB"/>
+        </w:rPr>
+        <w:t>V</w:t>
+      </w:r>
+      <w:r>
+        <w:rPr>
+          <w:noProof w:val="0"/>
+          <w:lang w:val="en-GB"/>
+        </w:rPr>
+        <w:t>U</w:t>
+      </w:r>
+      <w:r>
+        <w:rPr>
+          <w:noProof w:val="0"/>
+          <w:lang w:val="en-GB"/>
+        </w:rPr>
+        <w:t xml:space="preserve"> </w:t>
+      </w:r>
+      <w:r>
+        <w:rPr>
+          <w:noProof w:val="0"/>
+          <w:lang w:val="en-GB"/>
+        </w:rPr>
+        <w:t>S</w:t>
+      </w:r>
+      <w:r>
+        <w:rPr>
+          <w:noProof w:val="0"/>
+          <w:lang w:val="en-GB"/>
+        </w:rPr>
+        <w:t>A</w:t>
+      </w:r>
+      <w:r>
+        <w:rPr>
+          <w:noProof w:val="0"/>
+          <w:lang w:val="en-GB"/>
+        </w:rPr>
+        <w:t xml:space="preserve"> </w:t>
+      </w:r>
+      <w:r>
+        <w:rPr>
+          <w:noProof w:val="0"/>
+          <w:lang w:val="en-GB"/>
+        </w:rPr>
+        <w:t>K</w:t>
+      </w:r>
+      <w:r>
+        <w:rPr>
+          <w:noProof w:val="0"/>
+          <w:lang w:val="en-GB"/>
+        </w:rPr>
+        <w:t>F</w:t>
+      </w:r>
+      <w:r>
+        <w:rPr>
+          <w:noProof w:val="0"/>
+          <w:lang w:val="en-GB"/>
+        </w:rPr>
+        <w:t xml:space="preserve"> </w:t>
+      </w:r>
+      <w:r>
+        <w:rPr>
+          <w:noProof w:val="0"/>
+          <w:lang w:val="en-GB"/>
+        </w:rPr>
+        <w:t>a</w:t>
+      </w:r>
+      <w:r>
+        <w:rPr>
+          <w:noProof w:val="0"/>
+          <w:lang w:val="en-GB"/>
+        </w:rPr>
+        <w:t>t</w:t>
+      </w:r>
+      <w:r>
+        <w:rPr>
+          <w:noProof w:val="0"/>
+          <w:lang w:val="en-GB"/>
+        </w:rPr>
+        <w:t>s</w:t>
+      </w:r>
+      <w:r>
+        <w:rPr>
+          <w:noProof w:val="0"/>
+          <w:lang w:val="en-GB"/>
+        </w:rPr>
+        <w:t>t</w:t>
+      </w:r>
+      <w:r>
+        <w:rPr>
+          <w:noProof w:val="0"/>
+          <w:lang w:val="en-GB"/>
+        </w:rPr>
+        <w:t>o</w:t>
+      </w:r>
+      <w:r>
+        <w:rPr>
+          <w:noProof w:val="0"/>
+          <w:lang w:val="en-GB"/>
+        </w:rPr>
+        <w:t>v</w:t>
+      </w:r>
+      <w:r>
+        <w:rPr>
+          <w:noProof w:val="0"/>
+          <w:lang w:val="en-GB"/>
+        </w:rPr>
+        <w:t>ė</w:t>
+      </w:r>
+      <w:r>
+        <w:rPr>
+          <w:noProof w:val="0"/>
+          <w:lang w:val="en-GB"/>
+        </w:rPr>
+        <w:t>s</w:t>
+      </w:r>
+      <w:r>
+        <w:rPr>
+          <w:noProof w:val="0"/>
+          <w:lang w:val="en-GB"/>
+        </w:rPr>
+        <w:t xml:space="preserve"> (-ai)</w:t>
+      </w:r>
+      <w:r>
+        <w:rPr>
+          <w:noProof w:val="0"/>
+          <w:lang w:val="en-GB"/>
+        </w:rPr>
+        <w:t xml:space="preserve"> </w:t>
+      </w:r>
+      <w:r>
+        <w:rPr>
+          <w:noProof w:val="0"/>
+          <w:lang w:val="en-GB"/>
+        </w:rPr>
+        <w:t>p</w:t>
+      </w:r>
+      <w:r>
+        <w:rPr>
+          <w:noProof w:val="0"/>
+          <w:lang w:val="en-GB"/>
+        </w:rPr>
+        <w:t>a</w:t>
+      </w:r>
+      <w:r>
+        <w:rPr>
+          <w:noProof w:val="0"/>
+          <w:lang w:val="en-GB"/>
+        </w:rPr>
+        <w:t>s</w:t>
+      </w:r>
+      <w:r>
+        <w:rPr>
+          <w:noProof w:val="0"/>
+          <w:lang w:val="en-GB"/>
+        </w:rPr>
+        <w:t>i</w:t>
+      </w:r>
+      <w:r>
+        <w:rPr>
+          <w:noProof w:val="0"/>
+          <w:lang w:val="en-GB"/>
+        </w:rPr>
+        <w:t>d</w:t>
+      </w:r>
+      <w:r>
+        <w:rPr>
+          <w:noProof w:val="0"/>
+          <w:lang w:val="en-GB"/>
+        </w:rPr>
+        <w:t>a</w:t>
+      </w:r>
+      <w:r>
+        <w:rPr>
+          <w:noProof w:val="0"/>
+          <w:lang w:val="en-GB"/>
+        </w:rPr>
+        <w:t>l</w:t>
+      </w:r>
+      <w:r>
+        <w:rPr>
+          <w:noProof w:val="0"/>
+          <w:lang w:val="en-GB"/>
+        </w:rPr>
+        <w:t>i</w:t>
+      </w:r>
+      <w:r>
+        <w:rPr>
+          <w:noProof w:val="0"/>
+          <w:lang w:val="en-GB"/>
+        </w:rPr>
+        <w:t>n</w:t>
+      </w:r>
+      <w:r>
+        <w:rPr>
+          <w:noProof w:val="0"/>
+          <w:lang w:val="en-GB"/>
+        </w:rPr>
+        <w:t>o</w:t>
+      </w:r>
+      <w:r>
+        <w:rPr>
+          <w:noProof w:val="0"/>
+          <w:lang w:val="en-GB"/>
+        </w:rPr>
+        <w:t xml:space="preserve"> </w:t>
+      </w:r>
+      <w:r>
+        <w:rPr>
+          <w:noProof w:val="0"/>
+          <w:lang w:val="en-GB"/>
+        </w:rPr>
+        <w:t>s</w:t>
+      </w:r>
+      <w:r>
+        <w:rPr>
+          <w:noProof w:val="0"/>
+          <w:lang w:val="en-GB"/>
+        </w:rPr>
+        <w:t>a</w:t>
+      </w:r>
+      <w:r>
+        <w:rPr>
+          <w:noProof w:val="0"/>
+          <w:lang w:val="en-GB"/>
+        </w:rPr>
+        <w:t>v</w:t>
+      </w:r>
+      <w:r>
+        <w:rPr>
+          <w:noProof w:val="0"/>
+          <w:lang w:val="en-GB"/>
+        </w:rPr>
+        <w:t>o</w:t>
+      </w:r>
+      <w:r>
+        <w:rPr>
+          <w:noProof w:val="0"/>
+          <w:lang w:val="en-GB"/>
+        </w:rPr>
+        <w:t xml:space="preserve"> </w:t>
+      </w:r>
+      <w:r>
+        <w:rPr>
+          <w:noProof w:val="0"/>
+          <w:lang w:val="en-GB"/>
+        </w:rPr>
+        <w:t>p</w:t>
+      </w:r>
+      <w:r>
+        <w:rPr>
+          <w:noProof w:val="0"/>
+          <w:lang w:val="en-GB"/>
+        </w:rPr>
+        <w:t>a</w:t>
+      </w:r>
+      <w:r>
+        <w:rPr>
+          <w:noProof w:val="0"/>
+          <w:lang w:val="en-GB"/>
+        </w:rPr>
+        <w:t>t</w:t>
+      </w:r>
+      <w:r>
+        <w:rPr>
+          <w:noProof w:val="0"/>
+          <w:lang w:val="en-GB"/>
+        </w:rPr>
+        <w:t>i</w:t>
+      </w:r>
+      <w:r>
+        <w:rPr>
+          <w:noProof w:val="0"/>
+          <w:lang w:val="en-GB"/>
+        </w:rPr>
+        <w:t>r</w:t>
+      </w:r>
+      <w:r>
+        <w:rPr>
+          <w:noProof w:val="0"/>
+          <w:lang w:val="en-GB"/>
+        </w:rPr>
+        <w:t>t</w:t>
+      </w:r>
+      <w:r>
+        <w:rPr>
+          <w:noProof w:val="0"/>
+          <w:lang w:val="en-GB"/>
+        </w:rPr>
+        <w:t>i</w:t>
+      </w:r>
+      <w:r>
+        <w:rPr>
+          <w:noProof w:val="0"/>
+          <w:lang w:val="en-GB"/>
+        </w:rPr>
+        <w:t>m</w:t>
+      </w:r>
+      <w:r>
+        <w:rPr>
+          <w:noProof w:val="0"/>
+          <w:lang w:val="en-GB"/>
+        </w:rPr>
+        <w:t>i</w:t>
+      </w:r>
+      <w:r>
+        <w:rPr>
+          <w:noProof w:val="0"/>
+          <w:lang w:val="en-GB"/>
+        </w:rPr>
+        <w:t>s</w:t>
+      </w:r>
+      <w:r>
+        <w:rPr>
+          <w:noProof w:val="0"/>
+          <w:lang w:val="en-GB"/>
+        </w:rPr>
+        <w:t xml:space="preserve"> </w:t>
+      </w:r>
+      <w:r>
+        <w:rPr>
+          <w:noProof w:val="0"/>
+          <w:lang w:val="en-GB"/>
+        </w:rPr>
+        <w:t>b</w:t>
+      </w:r>
+      <w:r>
+        <w:rPr>
+          <w:noProof w:val="0"/>
+          <w:lang w:val="en-GB"/>
+        </w:rPr>
+        <w:t>e</w:t>
+      </w:r>
+      <w:r>
+        <w:rPr>
+          <w:noProof w:val="0"/>
+          <w:lang w:val="en-GB"/>
+        </w:rPr>
+        <w:t>i</w:t>
+      </w:r>
+      <w:r>
+        <w:rPr>
+          <w:noProof w:val="0"/>
+          <w:lang w:val="en-GB"/>
+        </w:rPr>
+        <w:t xml:space="preserve"> </w:t>
+      </w:r>
+      <w:r>
+        <w:rPr>
+          <w:noProof w:val="0"/>
+          <w:lang w:val="en-GB"/>
+        </w:rPr>
+        <w:t>g</w:t>
+      </w:r>
+      <w:r>
+        <w:rPr>
+          <w:noProof w:val="0"/>
+          <w:lang w:val="en-GB"/>
+        </w:rPr>
+        <w:t>a</w:t>
+      </w:r>
+      <w:r>
+        <w:rPr>
+          <w:noProof w:val="0"/>
+          <w:lang w:val="en-GB"/>
+        </w:rPr>
+        <w:t>l</w:t>
+      </w:r>
+      <w:r>
+        <w:rPr>
+          <w:noProof w:val="0"/>
+          <w:lang w:val="en-GB"/>
+        </w:rPr>
+        <w:t>i</w:t>
+      </w:r>
+      <w:r>
+        <w:rPr>
+          <w:noProof w:val="0"/>
+          <w:lang w:val="en-GB"/>
+        </w:rPr>
+        <w:t>m</w:t>
+      </w:r>
+      <w:r>
+        <w:rPr>
+          <w:noProof w:val="0"/>
+          <w:lang w:val="en-GB"/>
+        </w:rPr>
+        <w:t>y</w:t>
+      </w:r>
+      <w:r>
+        <w:rPr>
+          <w:noProof w:val="0"/>
+          <w:lang w:val="en-GB"/>
+        </w:rPr>
+        <w:t>b</w:t>
+      </w:r>
+      <w:r>
+        <w:rPr>
+          <w:noProof w:val="0"/>
+          <w:lang w:val="en-GB"/>
+        </w:rPr>
+        <w:t>ė</w:t>
+      </w:r>
+      <w:r>
+        <w:rPr>
+          <w:noProof w:val="0"/>
+          <w:lang w:val="en-GB"/>
+        </w:rPr>
+        <w:t>m</w:t>
+      </w:r>
+      <w:r>
+        <w:rPr>
+          <w:noProof w:val="0"/>
+          <w:lang w:val="en-GB"/>
+        </w:rPr>
+        <w:t>i</w:t>
+      </w:r>
+      <w:r>
+        <w:rPr>
+          <w:noProof w:val="0"/>
+          <w:lang w:val="en-GB"/>
+        </w:rPr>
+        <w:t>s</w:t>
+      </w:r>
+      <w:r>
+        <w:rPr>
+          <w:noProof w:val="0"/>
+          <w:lang w:val="en-GB"/>
+        </w:rPr>
+        <w:t xml:space="preserve"> </w:t>
+      </w:r>
+      <w:r>
+        <w:rPr>
+          <w:noProof w:val="0"/>
+          <w:lang w:val="en-GB"/>
+        </w:rPr>
+        <w:t>į</w:t>
+      </w:r>
+      <w:r>
+        <w:rPr>
+          <w:noProof w:val="0"/>
+          <w:lang w:val="en-GB"/>
+        </w:rPr>
+        <w:t>s</w:t>
+      </w:r>
+      <w:r>
+        <w:rPr>
+          <w:noProof w:val="0"/>
+          <w:lang w:val="en-GB"/>
+        </w:rPr>
+        <w:t>i</w:t>
+      </w:r>
+      <w:r>
+        <w:rPr>
+          <w:noProof w:val="0"/>
+          <w:lang w:val="en-GB"/>
+        </w:rPr>
+        <w:t>t</w:t>
+      </w:r>
+      <w:r>
+        <w:rPr>
+          <w:noProof w:val="0"/>
+          <w:lang w:val="en-GB"/>
+        </w:rPr>
+        <w:t>r</w:t>
+      </w:r>
+      <w:r>
+        <w:rPr>
+          <w:noProof w:val="0"/>
+          <w:lang w:val="en-GB"/>
+        </w:rPr>
+        <w:t>a</w:t>
+      </w:r>
+      <w:r>
+        <w:rPr>
+          <w:noProof w:val="0"/>
+          <w:lang w:val="en-GB"/>
+        </w:rPr>
+        <w:t>u</w:t>
+      </w:r>
+      <w:r>
+        <w:rPr>
+          <w:noProof w:val="0"/>
+          <w:lang w:val="en-GB"/>
+        </w:rPr>
+        <w:t>k</w:t>
+      </w:r>
+      <w:r>
+        <w:rPr>
+          <w:noProof w:val="0"/>
+          <w:lang w:val="en-GB"/>
+        </w:rPr>
+        <w:t>t</w:t>
+      </w:r>
+      <w:r>
+        <w:rPr>
+          <w:noProof w:val="0"/>
+          <w:lang w:val="en-GB"/>
+        </w:rPr>
+        <w:t>i</w:t>
+      </w:r>
+      <w:r>
+        <w:rPr>
+          <w:noProof w:val="0"/>
+          <w:lang w:val="en-GB"/>
+        </w:rPr>
+        <w:t xml:space="preserve"> </w:t>
+      </w:r>
+      <w:r>
+        <w:rPr>
+          <w:noProof w:val="0"/>
+          <w:lang w:val="en-GB"/>
+        </w:rPr>
+        <w:t>į</w:t>
+      </w:r>
+      <w:r>
+        <w:rPr>
+          <w:noProof w:val="0"/>
+          <w:lang w:val="en-GB"/>
+        </w:rPr>
+        <w:t xml:space="preserve"> </w:t>
+      </w:r>
+      <w:r>
+        <w:rPr>
+          <w:noProof w:val="0"/>
+          <w:lang w:val="en-GB"/>
+        </w:rPr>
+        <w:t>s</w:t>
+      </w:r>
+      <w:r>
+        <w:rPr>
+          <w:noProof w:val="0"/>
+          <w:lang w:val="en-GB"/>
+        </w:rPr>
+        <w:t>t</w:t>
+      </w:r>
+      <w:r>
+        <w:rPr>
+          <w:noProof w:val="0"/>
+          <w:lang w:val="en-GB"/>
+        </w:rPr>
+        <w:t>u</w:t>
+      </w:r>
+      <w:r>
+        <w:rPr>
+          <w:noProof w:val="0"/>
+          <w:lang w:val="en-GB"/>
+        </w:rPr>
+        <w:t>d</w:t>
+      </w:r>
+      <w:r>
+        <w:rPr>
+          <w:noProof w:val="0"/>
+          <w:lang w:val="en-GB"/>
+        </w:rPr>
+        <w:t>i</w:t>
+      </w:r>
+      <w:r>
+        <w:rPr>
+          <w:noProof w:val="0"/>
+          <w:lang w:val="en-GB"/>
+        </w:rPr>
+        <w:t>j</w:t>
+      </w:r>
+      <w:r>
+        <w:rPr>
+          <w:noProof w:val="0"/>
+          <w:lang w:val="en-GB"/>
+        </w:rPr>
+        <w:t>ų</w:t>
+      </w:r>
+      <w:r>
+        <w:rPr>
+          <w:noProof w:val="0"/>
+          <w:lang w:val="en-GB"/>
+        </w:rPr>
+        <w:t xml:space="preserve"> </w:t>
+      </w:r>
+      <w:r>
+        <w:rPr>
+          <w:noProof w:val="0"/>
+          <w:lang w:val="en-GB"/>
+        </w:rPr>
+        <w:t>p</w:t>
+      </w:r>
+      <w:r>
+        <w:rPr>
+          <w:noProof w:val="0"/>
+          <w:lang w:val="en-GB"/>
+        </w:rPr>
+        <w:t>r</w:t>
+      </w:r>
+      <w:r>
+        <w:rPr>
+          <w:noProof w:val="0"/>
+          <w:lang w:val="en-GB"/>
+        </w:rPr>
+        <w:t>o</w:t>
+      </w:r>
+      <w:r>
+        <w:rPr>
+          <w:noProof w:val="0"/>
+          <w:lang w:val="en-GB"/>
+        </w:rPr>
+        <w:t>c</w:t>
+      </w:r>
+      <w:r>
+        <w:rPr>
+          <w:noProof w:val="0"/>
+          <w:lang w:val="en-GB"/>
+        </w:rPr>
+        <w:t>e</w:t>
+      </w:r>
+      <w:r>
+        <w:rPr>
+          <w:noProof w:val="0"/>
+          <w:lang w:val="en-GB"/>
+        </w:rPr>
+        <w:t>s</w:t>
+      </w:r>
+      <w:r>
+        <w:rPr>
+          <w:noProof w:val="0"/>
+          <w:lang w:val="en-GB"/>
+        </w:rPr>
+        <w:t>o</w:t>
+      </w:r>
+      <w:r>
+        <w:rPr>
+          <w:noProof w:val="0"/>
+          <w:lang w:val="en-GB"/>
+        </w:rPr>
+        <w:t xml:space="preserve"> </w:t>
+      </w:r>
+      <w:r>
+        <w:rPr>
+          <w:noProof w:val="0"/>
+          <w:lang w:val="en-GB"/>
+        </w:rPr>
+        <w:t>t</w:t>
+      </w:r>
+      <w:r>
+        <w:rPr>
+          <w:noProof w:val="0"/>
+          <w:lang w:val="en-GB"/>
+        </w:rPr>
+        <w:t>o</w:t>
+      </w:r>
+      <w:r>
+        <w:rPr>
+          <w:noProof w:val="0"/>
+          <w:lang w:val="en-GB"/>
+        </w:rPr>
+        <w:t>b</w:t>
+      </w:r>
+      <w:r>
+        <w:rPr>
+          <w:noProof w:val="0"/>
+          <w:lang w:val="en-GB"/>
+        </w:rPr>
+        <w:t>u</w:t>
+      </w:r>
+      <w:r>
+        <w:rPr>
+          <w:noProof w:val="0"/>
+          <w:lang w:val="en-GB"/>
+        </w:rPr>
+        <w:t>l</w:t>
+      </w:r>
+      <w:r>
+        <w:rPr>
+          <w:noProof w:val="0"/>
+          <w:lang w:val="en-GB"/>
+        </w:rPr>
+        <w:t>i</w:t>
+      </w:r>
+      <w:r>
+        <w:rPr>
+          <w:noProof w:val="0"/>
+          <w:lang w:val="en-GB"/>
+        </w:rPr>
+        <w:t>n</w:t>
+      </w:r>
+      <w:r>
+        <w:rPr>
+          <w:noProof w:val="0"/>
+          <w:lang w:val="en-GB"/>
+        </w:rPr>
+        <w:t>i</w:t>
+      </w:r>
+      <w:r>
+        <w:rPr>
+          <w:noProof w:val="0"/>
+          <w:lang w:val="en-GB"/>
+        </w:rPr>
+        <w:t>m</w:t>
+      </w:r>
+      <w:r>
+        <w:rPr>
+          <w:noProof w:val="0"/>
+          <w:lang w:val="en-GB"/>
+        </w:rPr>
+        <w:t>ą</w:t>
+      </w:r>
+      <w:r>
+        <w:rPr>
+          <w:noProof w:val="0"/>
+          <w:lang w:val="en-GB"/>
+        </w:rPr>
+        <w:t xml:space="preserve"> </w:t>
+      </w:r>
+      <w:r>
+        <w:rPr>
+          <w:noProof w:val="0"/>
+          <w:lang w:val="en-GB"/>
+        </w:rPr>
+        <w:t>kūrybos</w:t>
+      </w:r>
+      <w:r>
+        <w:rPr>
+          <w:noProof w:val="0"/>
+          <w:lang w:val="en-GB"/>
+        </w:rPr>
+        <w:t xml:space="preserve"> </w:t>
+      </w:r>
+      <w:r>
+        <w:rPr>
+          <w:noProof w:val="0"/>
+          <w:lang w:val="en-GB"/>
+        </w:rPr>
+        <w:t>komunikacijos</w:t>
+      </w:r>
+      <w:r>
+        <w:rPr>
+          <w:noProof w:val="0"/>
+          <w:lang w:val="en-GB"/>
+        </w:rPr>
+        <w:t xml:space="preserve"> </w:t>
+      </w:r>
+      <w:r>
+        <w:rPr>
+          <w:noProof w:val="0"/>
+          <w:lang w:val="en-GB"/>
+        </w:rPr>
+        <w:t>bei</w:t>
+      </w:r>
+      <w:r>
+        <w:rPr>
+          <w:noProof w:val="0"/>
+          <w:lang w:val="en-GB"/>
+        </w:rPr>
+        <w:t xml:space="preserve"> </w:t>
+      </w:r>
+      <w:r>
+        <w:rPr>
+          <w:noProof w:val="0"/>
+          <w:lang w:val="en-GB"/>
+        </w:rPr>
+        <w:t>žurnalistikos</w:t>
+      </w:r>
+      <w:r>
+        <w:rPr>
+          <w:noProof w:val="0"/>
+          <w:lang w:val="en-GB"/>
+        </w:rPr>
+        <w:t xml:space="preserve"> </w:t>
+      </w:r>
+      <w:r>
+        <w:rPr>
+          <w:noProof w:val="0"/>
+          <w:lang w:val="en-GB"/>
+        </w:rPr>
+        <w:t>studijų</w:t>
+      </w:r>
+      <w:r>
+        <w:rPr>
+          <w:noProof w:val="0"/>
+          <w:lang w:val="en-GB"/>
+        </w:rPr>
+        <w:t xml:space="preserve"> </w:t>
+      </w:r>
+      <w:r>
+        <w:rPr>
+          <w:noProof w:val="0"/>
+          <w:lang w:val="en-GB"/>
+        </w:rPr>
+        <w:t>programose</w:t>
+      </w:r>
+      <w:r>
+        <w:rPr>
+          <w:noProof w:val="0"/>
+          <w:lang w:val="en-GB"/>
+        </w:rPr>
+        <w:t xml:space="preserve">. </w:t>
+      </w:r>
+    </w:p>
+    <w:p>
+      <w:pPr>
+        <w:rPr>
+          <w:noProof w:val="0"/>
+          <w:lang w:val="lt-LT"/>
+        </w:rPr>
+      </w:pPr>
+    </w:p>
+    <w:p>
+      <w:pPr>
+        <w:pStyle w:val="Normal"/>
+        <w:rPr>
+          <w:noProof w:val="0"/>
+          <w:lang w:val="lt-LT"/>
+        </w:rPr>
+      </w:pPr>
+      <w:r>
+        <w:rPr>
+          <w:noProof w:val="0"/>
+          <w:lang w:val="lt-LT"/>
+        </w:rPr>
+        <w:t>Kovo 30 – balandžio 1 d</w:t>
+      </w:r>
+      <w:r>
+        <w:rPr>
+          <w:noProof w:val="0"/>
+          <w:lang w:val="lt-LT"/>
+        </w:rPr>
+        <w:t>. lankėsi</w:t>
+      </w:r>
+      <w:r>
+        <w:rPr>
+          <w:noProof w:val="0"/>
+          <w:lang w:val="lt-LT"/>
+        </w:rPr>
+        <w:t xml:space="preserve"> Latvijos universiteto studentų atstovybės atstovai (-ės)</w:t>
+      </w:r>
+      <w:r>
+        <w:rPr>
+          <w:noProof w:val="0"/>
+          <w:lang w:val="lt-LT"/>
+        </w:rPr>
+        <w:t>.</w:t>
+      </w:r>
+      <w:r>
+        <w:rPr>
+          <w:noProof w:val="0"/>
+          <w:lang w:val="lt-LT"/>
+        </w:rPr>
+        <w:t xml:space="preserve"> </w:t>
+      </w:r>
+      <w:r>
+        <w:rPr>
+          <w:rFonts w:ascii="Aptos" w:hAnsi="Aptos" w:eastAsia="Aptos" w:cs="Aptos"/>
+          <w:noProof w:val="0"/>
+          <w:sz w:val="24"/>
+          <w:szCs w:val="24"/>
+          <w:lang w:val="lt-LT"/>
+        </w:rPr>
+        <w:t>Vizito metu VU SA atstovai (-ės) pasidalino gerosiomis praktikomis, susijusiomis su VU SA struktūrinių darinių veiklos organizavimu bei įgyvendinamomis iniciatyvomis. Taip pat buvo diskutuojama apie studijų kokybės užtikrinimo metodus ir studentų (-</w:t>
+      </w:r>
+      <w:r>
+        <w:rPr>
+          <w:rFonts w:ascii="Aptos" w:hAnsi="Aptos" w:eastAsia="Aptos" w:cs="Aptos"/>
+          <w:noProof w:val="0"/>
+          <w:sz w:val="24"/>
+          <w:szCs w:val="24"/>
+          <w:lang w:val="lt-LT"/>
+        </w:rPr>
+        <w:t>čių</w:t>
+      </w:r>
+      <w:r>
+        <w:rPr>
+          <w:rFonts w:ascii="Aptos" w:hAnsi="Aptos" w:eastAsia="Aptos" w:cs="Aptos"/>
+          <w:noProof w:val="0"/>
+          <w:sz w:val="24"/>
+          <w:szCs w:val="24"/>
+          <w:lang w:val="lt-LT"/>
+        </w:rPr>
+        <w:t>) atstovų (-</w:t>
+      </w:r>
+      <w:r>
+        <w:rPr>
+          <w:rFonts w:ascii="Aptos" w:hAnsi="Aptos" w:eastAsia="Aptos" w:cs="Aptos"/>
+          <w:noProof w:val="0"/>
+          <w:sz w:val="24"/>
+          <w:szCs w:val="24"/>
+          <w:lang w:val="lt-LT"/>
+        </w:rPr>
+        <w:t>ių</w:t>
+      </w:r>
+      <w:r>
+        <w:rPr>
+          <w:rFonts w:ascii="Aptos" w:hAnsi="Aptos" w:eastAsia="Aptos" w:cs="Aptos"/>
+          <w:noProof w:val="0"/>
+          <w:sz w:val="24"/>
+          <w:szCs w:val="24"/>
+          <w:lang w:val="lt-LT"/>
+        </w:rPr>
+        <w:t>)</w:t>
+      </w:r>
+      <w:r>
+        <w:rPr>
+          <w:rFonts w:ascii="Aptos" w:hAnsi="Aptos" w:eastAsia="Aptos" w:cs="Aptos"/>
+          <w:noProof w:val="0"/>
+          <w:sz w:val="24"/>
+          <w:szCs w:val="24"/>
+          <w:lang w:val="lt-LT"/>
+        </w:rPr>
+        <w:t>. Vizito metu taip pat aptartos tolimesnio bendradarbiavimo galimybės su</w:t>
+      </w:r>
+      <w:r>
+        <w:rPr>
+          <w:noProof w:val="0"/>
+          <w:lang w:val="lt-LT"/>
+        </w:rPr>
+        <w:t xml:space="preserve"> Tartu universitetu Estijoje. </w:t>
+      </w:r>
+    </w:p>
+    <w:p>
+      <w:pPr>
+        <w:rPr>
+          <w:noProof w:val="0"/>
+          <w:lang w:val="lt-LT"/>
+        </w:rPr>
+      </w:pPr>
+    </w:p>
+    <w:p>
+      <w:pPr>
+        <w:rPr>
+          <w:noProof w:val="0"/>
+          <w:lang w:val="lt-LT"/>
+        </w:rPr>
+      </w:pPr>
+    </w:p>
+    <w:p>
+      <w:pPr>
+        <w:pStyle w:val="Heading1"/>
         <w:rPr>
           <w:rFonts w:ascii="Atkinson Hyperlegible Next" w:hAnsi="Atkinson Hyperlegible Next" w:eastAsia="Atkinson Hyperlegible Next" w:cs="Atkinson Hyperlegible Next"/>
           <w:b w:val="1"/>
@@ -1373,63 +5385,63 @@
       <w:r>
         <w:rPr>
           <w:noProof w:val="0"/>
-          <w:lang w:val="en-US"/>
+          <w:lang w:val="en-GB"/>
         </w:rPr>
         <w:t>On July 2–3, VU SR, together with representatives from Vilnius University’s ARQUS, hosted students from all “</w:t>
       </w:r>
       <w:r>
         <w:rPr>
           <w:noProof w:val="0"/>
-          <w:lang w:val="en-US"/>
+          <w:lang w:val="en-GB"/>
         </w:rPr>
         <w:t>Arqus</w:t>
       </w:r>
       <w:r>
         <w:rPr>
           <w:noProof w:val="0"/>
-          <w:lang w:val="en-US"/>
+          <w:lang w:val="en-GB"/>
         </w:rPr>
         <w:t xml:space="preserve"> Alliance” universities for the first “Transversal </w:t>
       </w:r>
       <w:r>
         <w:rPr>
           <w:noProof w:val="0"/>
-          <w:lang w:val="en-US"/>
+          <w:lang w:val="en-GB"/>
         </w:rPr>
         <w:t>Arqus</w:t>
       </w:r>
       <w:r>
         <w:rPr>
           <w:noProof w:val="0"/>
-          <w:lang w:val="en-US"/>
+          <w:lang w:val="en-GB"/>
         </w:rPr>
         <w:t xml:space="preserve"> Student Lab” — a two-day event aimed at giving students the opportunity to actively shape academic life. A total of 18 students from partner universities </w:t>
       </w:r>
       <w:r>
         <w:rPr>
           <w:noProof w:val="0"/>
-          <w:lang w:val="en-US"/>
+          <w:lang w:val="en-GB"/>
         </w:rPr>
         <w:t>participated</w:t>
       </w:r>
       <w:r>
         <w:rPr>
           <w:noProof w:val="0"/>
-          <w:lang w:val="en-US"/>
+          <w:lang w:val="en-GB"/>
         </w:rPr>
         <w:t>. Three student teams were formed, which collaborated to address key challenges relevant to academic life: connection to the job market, mental health and well-being, sustainability, student empowerment, inclusion, and digital transformation. Each group developed a solution and presented their project idea to the wider ARQUS student community. There was also an exchange of best practices among the student councils</w:t>
       </w:r>
       <w:r>
         <w:rPr>
           <w:noProof w:val="0"/>
-          <w:lang w:val="en-US"/>
+          <w:lang w:val="en-GB"/>
         </w:rPr>
         <w:t xml:space="preserve">.  </w:t>
       </w:r>
       <w:r>
         <w:rPr>
           <w:noProof w:val="0"/>
-          <w:lang w:val="en-US"/>
+          <w:lang w:val="en-GB"/>
         </w:rPr>
         <w:t xml:space="preserve"> </w:t>
       </w:r>
@@ -1550,15 +5562,132 @@
     </w:p>
     <w:p>
       <w:pPr>
+        <w:spacing w:before="240" w:beforeAutospacing="off" w:after="240" w:afterAutospacing="off"/>
+      </w:pPr>
+      <w:r>
+        <w:rPr>
+          <w:rFonts w:ascii="Aptos" w:hAnsi="Aptos" w:eastAsia="Aptos" w:cs="Aptos"/>
+          <w:noProof w:val="0"/>
+          <w:sz w:val="24"/>
+          <w:szCs w:val="24"/>
+          <w:lang w:val="en-GB"/>
+        </w:rPr>
+        <w:t xml:space="preserve">During the reporting period, partnerships were </w:t>
+      </w:r>
+      <w:r>
+        <w:rPr>
+          <w:rFonts w:ascii="Aptos" w:hAnsi="Aptos" w:eastAsia="Aptos" w:cs="Aptos"/>
+          <w:noProof w:val="0"/>
+          <w:sz w:val="24"/>
+          <w:szCs w:val="24"/>
+          <w:lang w:val="en-GB"/>
+        </w:rPr>
+        <w:t>established</w:t>
+      </w:r>
+      <w:r>
+        <w:rPr>
+          <w:rFonts w:ascii="Aptos" w:hAnsi="Aptos" w:eastAsia="Aptos" w:cs="Aptos"/>
+          <w:noProof w:val="0"/>
+          <w:sz w:val="24"/>
+          <w:szCs w:val="24"/>
+          <w:lang w:val="en-GB"/>
+        </w:rPr>
+        <w:t xml:space="preserve"> with University of Amsterdam and University of Copenhagen on the topic of individualized studies, as well as with Nottingham Trent University and Wageningen University &amp; Research on the topics of sustainability and sustainable development. During meetings and correspondence, best practices and relevant materials were shared, which could serve as a basis for implementing initiatives at the level of Vilnius University or the Vilnius University Students’ Representation (VU S</w:t>
+      </w:r>
+      <w:r>
+        <w:rPr>
+          <w:rFonts w:ascii="Aptos" w:hAnsi="Aptos" w:eastAsia="Aptos" w:cs="Aptos"/>
+          <w:noProof w:val="0"/>
+          <w:sz w:val="24"/>
+          <w:szCs w:val="24"/>
+          <w:lang w:val="en-GB"/>
+        </w:rPr>
+        <w:t>R</w:t>
+      </w:r>
+      <w:r>
+        <w:rPr>
+          <w:rFonts w:ascii="Aptos" w:hAnsi="Aptos" w:eastAsia="Aptos" w:cs="Aptos"/>
+          <w:noProof w:val="0"/>
+          <w:sz w:val="24"/>
+          <w:szCs w:val="24"/>
+          <w:lang w:val="en-GB"/>
+        </w:rPr>
+        <w:t>).</w:t>
+      </w:r>
+    </w:p>
+    <w:p>
+      <w:pPr>
+        <w:spacing w:before="240" w:beforeAutospacing="off" w:after="240" w:afterAutospacing="off"/>
+      </w:pPr>
+      <w:r>
+        <w:rPr>
+          <w:rFonts w:ascii="Aptos" w:hAnsi="Aptos" w:eastAsia="Aptos" w:cs="Aptos"/>
+          <w:noProof w:val="0"/>
+          <w:sz w:val="24"/>
+          <w:szCs w:val="24"/>
+          <w:lang w:val="en-GB"/>
+        </w:rPr>
+        <w:t>During discussions with representatives of Nottingham Trent University and Wageningen University &amp; Research, VU S</w:t>
+      </w:r>
+      <w:r>
+        <w:rPr>
+          <w:rFonts w:ascii="Aptos" w:hAnsi="Aptos" w:eastAsia="Aptos" w:cs="Aptos"/>
+          <w:noProof w:val="0"/>
+          <w:sz w:val="24"/>
+          <w:szCs w:val="24"/>
+          <w:lang w:val="en-GB"/>
+        </w:rPr>
+        <w:t>R</w:t>
+      </w:r>
+      <w:r>
+        <w:rPr>
+          <w:rFonts w:ascii="Aptos" w:hAnsi="Aptos" w:eastAsia="Aptos" w:cs="Aptos"/>
+          <w:noProof w:val="0"/>
+          <w:sz w:val="24"/>
+          <w:szCs w:val="24"/>
+          <w:lang w:val="en-GB"/>
+        </w:rPr>
+        <w:t xml:space="preserve"> shared its activities related to sustainability, both from the perspective of events and initiatives as well as the integration of sustainability topics into the study process. University representatives introduced the tools and initiatives implemented at their institutions, including specialized university websites dedicated to sustainability, opportunities for community members to learn about the Sustainable Development Goals (SDGs), and ways these topics are integrated into the study process. Good practices related to CO₂ footprint calculation methods used at universities were also shared.</w:t>
+      </w:r>
+    </w:p>
+    <w:p>
+      <w:pPr>
+        <w:spacing w:before="240" w:beforeAutospacing="off" w:after="240" w:afterAutospacing="off"/>
+      </w:pPr>
+      <w:r>
+        <w:rPr>
+          <w:rFonts w:ascii="Aptos" w:hAnsi="Aptos" w:eastAsia="Aptos" w:cs="Aptos"/>
+          <w:noProof w:val="0"/>
+          <w:sz w:val="24"/>
+          <w:szCs w:val="24"/>
+          <w:lang w:val="en-GB"/>
+        </w:rPr>
+        <w:t>The Sustainability and Integration Student Council Party at Wageningen University &amp; Research presented several of its initiatives, one of the most notable being the “Student Kitchen.” In cooperation with local farms, this initiative enables students to receive natural products that are collectively used for food preparation and sales within the university community. The initiative promotes healthy eating, creates employment opportunities for students, and contributes to strengthening the sense of community. Representatives also introduced the “Green Course” concept, aimed at encouraging the integration of sustainability topics into research activities through collaboration with lecturers and researchers.</w:t>
+      </w:r>
+    </w:p>
+    <w:p>
+      <w:pPr>
+        <w:spacing w:before="240" w:beforeAutospacing="off" w:after="240" w:afterAutospacing="off"/>
+      </w:pPr>
+      <w:r>
+        <w:rPr>
+          <w:rFonts w:ascii="Aptos" w:hAnsi="Aptos" w:eastAsia="Aptos" w:cs="Aptos"/>
+          <w:noProof w:val="0"/>
+          <w:sz w:val="24"/>
+          <w:szCs w:val="24"/>
+          <w:lang w:val="en-GB"/>
+        </w:rPr>
+        <w:t>Representatives of University of Amsterdam shared their experience in the field of study personalization. They presented proposals for the development of interdisciplinarity in order to better address students’ needs, as well as discussed the use of various communication tools and mentorship practices aimed at simplifying the study personalization process for students. The university also shared its experience in implementing infrastructural changes across different faculties in response to the growing interdisciplinarity and increasing diversity of students.</w:t>
+      </w:r>
+    </w:p>
+    <w:p>
+      <w:pPr>
         <w:pStyle w:val="Normal"/>
+        <w:rPr>
+          <w:noProof w:val="0"/>
+          <w:lang w:val="en-GB"/>
+        </w:rPr>
       </w:pPr>
-      <w:r>
-        <w:rPr>
-          <w:noProof w:val="0"/>
-          <w:lang w:val="en-GB"/>
-        </w:rPr>
-        <w:t xml:space="preserve">During the reporting period, partnerships were established with the University of Amsterdam and the University of Copenhagen on the topic of individualized studies, as well as with the University of Nottingham Trent, Wageningen University, and a research center on the topic of sustainability. During meetings and correspondence, best practices and relevant materials were shared, which could serve as a basis for implementing initiatives at the VU or VU SR levels.  </w:t>
-      </w:r>
     </w:p>
     <w:p>
       <w:pPr>
@@ -1636,49 +5765,152 @@
     </w:p>
     <w:p>
       <w:pPr>
-        <w:pStyle w:val="Normal"/>
+        <w:spacing w:before="240" w:beforeAutospacing="off" w:after="240" w:afterAutospacing="off"/>
       </w:pPr>
       <w:r>
         <w:rPr>
-          <w:noProof w:val="0"/>
-          <w:lang w:val="en-GB"/>
-        </w:rPr>
-        <w:t>On March 30–April 1</w:t>
-      </w:r>
-      <w:r>
-        <w:rPr>
-          <w:noProof w:val="0"/>
-          <w:lang w:val="en-GB"/>
-        </w:rPr>
-        <w:t>st</w:t>
-      </w:r>
-      <w:r>
-        <w:rPr>
-          <w:noProof w:val="0"/>
-          <w:lang w:val="en-GB"/>
-        </w:rPr>
-        <w:t xml:space="preserve">, representatives of the Student Council of the University of Latvia visited Vilnius University. During the visit, the main student campuses were presented, and best practices were shared </w:t>
-      </w:r>
-      <w:r>
-        <w:rPr>
-          <w:noProof w:val="0"/>
-          <w:lang w:val="en-GB"/>
-        </w:rPr>
-        <w:t>regarding</w:t>
-      </w:r>
-      <w:r>
-        <w:rPr>
-          <w:noProof w:val="0"/>
-          <w:lang w:val="en-GB"/>
-        </w:rPr>
-        <w:t xml:space="preserve"> the procedures of student council structural units and the initiatives they organize</w:t>
-      </w:r>
-      <w:r>
-        <w:rPr>
-          <w:noProof w:val="0"/>
-          <w:lang w:val="en-GB"/>
-        </w:rPr>
-        <w:t xml:space="preserve">.  </w:t>
+          <w:rFonts w:ascii="Aptos" w:hAnsi="Aptos" w:eastAsia="Aptos" w:cs="Aptos"/>
+          <w:noProof w:val="0"/>
+          <w:sz w:val="24"/>
+          <w:szCs w:val="24"/>
+          <w:lang w:val="en-GB"/>
+        </w:rPr>
+        <w:t xml:space="preserve">From September 21–26, representatives of the </w:t>
+      </w:r>
+      <w:r>
+        <w:rPr>
+          <w:rFonts w:ascii="Aptos" w:hAnsi="Aptos" w:eastAsia="Aptos" w:cs="Aptos"/>
+          <w:noProof w:val="0"/>
+          <w:sz w:val="24"/>
+          <w:szCs w:val="24"/>
+          <w:lang w:val="en-GB"/>
+        </w:rPr>
+        <w:t>Ukrainian–Lithuanian</w:t>
+      </w:r>
+      <w:r>
+        <w:rPr>
+          <w:rFonts w:ascii="Aptos" w:hAnsi="Aptos" w:eastAsia="Aptos" w:cs="Aptos"/>
+          <w:noProof w:val="0"/>
+          <w:sz w:val="24"/>
+          <w:szCs w:val="24"/>
+          <w:lang w:val="en-GB"/>
+        </w:rPr>
+        <w:t xml:space="preserve"> youth exchange project “Youth Camp-Forum ‘YOUTH EUROPEACE’” visited Lithuania. The purpose of the meeting with VU S</w:t>
+      </w:r>
+      <w:r>
+        <w:rPr>
+          <w:rFonts w:ascii="Aptos" w:hAnsi="Aptos" w:eastAsia="Aptos" w:cs="Aptos"/>
+          <w:noProof w:val="0"/>
+          <w:sz w:val="24"/>
+          <w:szCs w:val="24"/>
+          <w:lang w:val="en-GB"/>
+        </w:rPr>
+        <w:t>R</w:t>
+      </w:r>
+      <w:r>
+        <w:rPr>
+          <w:rFonts w:ascii="Aptos" w:hAnsi="Aptos" w:eastAsia="Aptos" w:cs="Aptos"/>
+          <w:noProof w:val="0"/>
+          <w:sz w:val="24"/>
+          <w:szCs w:val="24"/>
+          <w:lang w:val="en-GB"/>
+        </w:rPr>
+        <w:t xml:space="preserve"> representatives was to encourage international cooperation among journalism students. During the visit, a cultural programme was organized, and the role of Ukraine and Lithuania in the international media landscape was discussed. Representatives of the VU S</w:t>
+      </w:r>
+      <w:r>
+        <w:rPr>
+          <w:rFonts w:ascii="Aptos" w:hAnsi="Aptos" w:eastAsia="Aptos" w:cs="Aptos"/>
+          <w:noProof w:val="0"/>
+          <w:sz w:val="24"/>
+          <w:szCs w:val="24"/>
+          <w:lang w:val="en-GB"/>
+        </w:rPr>
+        <w:t>R</w:t>
+      </w:r>
+      <w:r>
+        <w:rPr>
+          <w:rFonts w:ascii="Aptos" w:hAnsi="Aptos" w:eastAsia="Aptos" w:cs="Aptos"/>
+          <w:noProof w:val="0"/>
+          <w:sz w:val="24"/>
+          <w:szCs w:val="24"/>
+          <w:lang w:val="en-GB"/>
+        </w:rPr>
+        <w:t xml:space="preserve"> Faculty of Communication shared their experiences and opportunities for student involvement in the improvement of the study process within the Creative Communication and Journalism study programmes.</w:t>
+      </w:r>
+    </w:p>
+    <w:p>
+      <w:pPr>
+        <w:spacing w:before="240" w:beforeAutospacing="off" w:after="240" w:afterAutospacing="off"/>
+      </w:pPr>
+      <w:r>
+        <w:rPr>
+          <w:rFonts w:ascii="Aptos" w:hAnsi="Aptos" w:eastAsia="Aptos" w:cs="Aptos"/>
+          <w:noProof w:val="0"/>
+          <w:sz w:val="24"/>
+          <w:szCs w:val="24"/>
+          <w:lang w:val="en-GB"/>
+        </w:rPr>
+        <w:t>From March 30 to April 1, representatives of the University of Latvia Student Council visited VU S</w:t>
+      </w:r>
+      <w:r>
+        <w:rPr>
+          <w:rFonts w:ascii="Aptos" w:hAnsi="Aptos" w:eastAsia="Aptos" w:cs="Aptos"/>
+          <w:noProof w:val="0"/>
+          <w:sz w:val="24"/>
+          <w:szCs w:val="24"/>
+          <w:lang w:val="en-GB"/>
+        </w:rPr>
+        <w:t>R</w:t>
+      </w:r>
+      <w:r>
+        <w:rPr>
+          <w:rFonts w:ascii="Aptos" w:hAnsi="Aptos" w:eastAsia="Aptos" w:cs="Aptos"/>
+          <w:noProof w:val="0"/>
+          <w:sz w:val="24"/>
+          <w:szCs w:val="24"/>
+          <w:lang w:val="en-GB"/>
+        </w:rPr>
+        <w:t>. During the visit, VU S</w:t>
+      </w:r>
+      <w:r>
+        <w:rPr>
+          <w:rFonts w:ascii="Aptos" w:hAnsi="Aptos" w:eastAsia="Aptos" w:cs="Aptos"/>
+          <w:noProof w:val="0"/>
+          <w:sz w:val="24"/>
+          <w:szCs w:val="24"/>
+          <w:lang w:val="en-GB"/>
+        </w:rPr>
+        <w:t>R</w:t>
+      </w:r>
+      <w:r>
+        <w:rPr>
+          <w:rFonts w:ascii="Aptos" w:hAnsi="Aptos" w:eastAsia="Aptos" w:cs="Aptos"/>
+          <w:noProof w:val="0"/>
+          <w:sz w:val="24"/>
+          <w:szCs w:val="24"/>
+          <w:lang w:val="en-GB"/>
+        </w:rPr>
+        <w:t xml:space="preserve"> representatives shared best practices related to the organization of VU S</w:t>
+      </w:r>
+      <w:r>
+        <w:rPr>
+          <w:rFonts w:ascii="Aptos" w:hAnsi="Aptos" w:eastAsia="Aptos" w:cs="Aptos"/>
+          <w:noProof w:val="0"/>
+          <w:sz w:val="24"/>
+          <w:szCs w:val="24"/>
+          <w:lang w:val="en-GB"/>
+        </w:rPr>
+        <w:t>R</w:t>
+      </w:r>
+      <w:r>
+        <w:rPr>
+          <w:rFonts w:ascii="Aptos" w:hAnsi="Aptos" w:eastAsia="Aptos" w:cs="Aptos"/>
+          <w:noProof w:val="0"/>
+          <w:sz w:val="24"/>
+          <w:szCs w:val="24"/>
+          <w:lang w:val="en-GB"/>
+        </w:rPr>
+        <w:t xml:space="preserve"> structural units and the implementation of various initiatives. Discussions also focused on methods of study quality assurance and student representation. In addition, opportunities for further cooperation with University of Tartu were discussed.</w:t>
       </w:r>
     </w:p>
     <w:p>
@@ -1686,7 +5918,7 @@
         <w:pStyle w:val="Normal"/>
         <w:rPr>
           <w:noProof w:val="0"/>
-          <w:lang w:val="lt-LT"/>
+          <w:lang w:val="en-GB"/>
         </w:rPr>
       </w:pPr>
     </w:p>
@@ -1695,15 +5927,15 @@
         <w:pStyle w:val="Heading1"/>
         <w:rPr>
           <w:noProof w:val="0"/>
-          <w:lang w:val="lt-LT"/>
+          <w:lang w:val="en-US"/>
         </w:rPr>
       </w:pPr>
       <w:r>
         <w:rPr>
           <w:noProof w:val="0"/>
-          <w:lang w:val="lt-LT"/>
-        </w:rPr>
-        <w:t xml:space="preserve">Working Group (WG) on Improving the System of Teaching Competencies for Professors </w:t>
+          <w:lang w:val="en-US"/>
+        </w:rPr>
+        <w:t xml:space="preserve">CONFERENCES  </w:t>
       </w:r>
     </w:p>
     <w:p>
@@ -1713,58 +5945,10 @@
       <w:r>
         <w:rPr>
           <w:noProof w:val="0"/>
-          <w:lang w:val="lt-LT"/>
-        </w:rPr>
-        <w:t>Student Representative – Povilas Virbašius.</w:t>
-      </w:r>
-    </w:p>
-    <w:p>
-      <w:pPr>
-        <w:pStyle w:val="Normal"/>
-      </w:pPr>
-      <w:r>
-        <w:rPr>
-          <w:noProof w:val="0"/>
-          <w:lang w:val="lt-LT"/>
-        </w:rPr>
-        <w:t>The European University Association (EUA) initiated thematic peer group on learning and teaching brings together representatives from selected universities each year to discuss practices in organizing learning and teaching at the institutional level and to identify examples of best practices. During the reporting period, Vilnius University participated in a thematic working group dedicated to examining the quality and impact of staff professional development in the field of teaching.</w:t>
-      </w:r>
-    </w:p>
-    <w:p>
-      <w:pPr>
-        <w:pStyle w:val="Normal"/>
-      </w:pPr>
-      <w:r>
-        <w:rPr>
-          <w:noProof w:val="0"/>
           <w:lang w:val="en-US"/>
         </w:rPr>
-        <w:t>The working group analyzed how staff development contributes to the quality of studies and the strengthening of the teaching culture at institutions, with a particular focus on impact assessment. The study examined how institutions can effectively use various data sources—including institutional surveys, peer and student feedback—to assess the impact of staff development activities on learning outcomes and the study experience. The aim was also to identify key indicators for assessing the effectiveness of these activities and their contribution to the achievement of institutional teaching and learning goals.</w:t>
-      </w:r>
-    </w:p>
-    <w:p>
-      <w:pPr>
-        <w:spacing w:before="0" w:beforeAutospacing="off" w:after="240" w:afterAutospacing="off"/>
-      </w:pPr>
-      <w:r>
-        <w:rPr>
-          <w:rFonts w:ascii="Aptos" w:hAnsi="Aptos" w:eastAsia="Aptos" w:cs="Aptos"/>
-          <w:noProof w:val="0"/>
-          <w:sz w:val="24"/>
-          <w:szCs w:val="24"/>
-          <w:lang w:val="en-US"/>
-        </w:rPr>
-        <w:t>The working group’s outcome is a thematic report titled “Ensuring the quality and impact of staff development in teaching,” which offers insights into the links between staff development and the quality of education, identifies key challenges (e.g., the workload of lecturers, insufficient recognition of teaching activities, fragmented development initiatives), and provides recommendations for higher education institutions. These include integrating staff development activities into institutional strategies, systematically evaluating their impact, strengthening the recognition of teaching activities, and making data-driven decisions. Povilas Virbašius, as a student representative, participated in two working group meetings - in Portugal (at the University of Coimbra) and in Ireland (at the University of Limerick), and also contributed to integrating the student perspective into the working group’s discussions and final recommendations.</w:t>
-      </w:r>
-    </w:p>
-    <w:p>
-      <w:pPr>
-        <w:pStyle w:val="Normal"/>
-        <w:rPr>
-          <w:noProof w:val="0"/>
-          <w:lang w:val="en-US"/>
-        </w:rPr>
-      </w:pPr>
+        <w:t>We participated in EYE2025 (European Youth Event), held on June 13–14 in Strasbourg at the European Parliament, where 8,000 young people aged 16–30 had the opportunity to interact directly with Members of the European Parliament, policymakers, experts, and representatives of civil society. During the event, the VU SR representative participated in various lectures and workshops on soft skills, internship compensation, and the relationship between students and higher education institutions with the European Parliament.</w:t>
+      </w:r>
     </w:p>
     <w:sectPr>
       <w:pgSz w:w="11906" w:h="16838" w:orient="portrait"/>
@@ -2485,7 +6669,7 @@
     <w:next w:val="Normal"/>
     <w:unhideWhenUsed/>
     <w:qFormat/>
-    <w:rsid w:val="09D82DFD"/>
+    <w:rsid w:val="230DA3FD"/>
     <w:rPr>
       <w:rFonts w:ascii="Aptos Display" w:hAnsi="Aptos Display" w:eastAsia="" w:cs="" w:asciiTheme="majorAscii" w:hAnsiTheme="majorAscii" w:eastAsiaTheme="majorEastAsia" w:cstheme="majorBidi"/>
       <w:color w:val="0F4761" w:themeColor="accent1" w:themeTint="FF" w:themeShade="BF"/>
@@ -2557,6 +6741,14 @@
           <t:Comment id="1291656373"/>
         </t:Anchor>
         <t:SetTitle title="@Uršulė Barkauskaitė gal konkrečiau galima, kuo mes pasidalinom ar ką išsinešem?"/>
+      </t:Event>
+      <t:Event id="{D61EE52D-D578-412B-87C2-8C529D490549}" time="2026-05-13T20:18:16.413Z">
+        <t:Attribution userId="S::president@vusa.lt::ab38a57e-77cd-46bc-8a79-13fde5b09ec4" userProvider="AD" userName="Klėja Merčaitytė"/>
+        <t:Progress percentComplete="100"/>
+      </t:Event>
+      <t:Event id="{4A840B23-9340-41F2-AEB7-B096B3BACD79}" time="2026-05-13T20:56:31.321Z">
+        <t:Attribution userId="S::president@vusa.lt::ab38a57e-77cd-46bc-8a79-13fde5b09ec4" userProvider="AD" userName="Klėja Merčaitytė"/>
+        <t:Progress percentComplete="100"/>
       </t:Event>
     </t:History>
   </t:Task>
@@ -3285,7 +7477,7 @@
 </file>
 
 <file path=customXml/itemProps1.xml><?xml version="1.0" encoding="utf-8"?>
-<ds:datastoreItem xmlns:ds="http://schemas.openxmlformats.org/officeDocument/2006/customXml" ds:itemID="{168A4001-3396-44EB-9813-CCEE7BF0456B}"/>
+<ds:datastoreItem xmlns:ds="http://schemas.openxmlformats.org/officeDocument/2006/customXml" ds:itemID="{8B40F290-91D8-4BC1-838D-7A0F620CB66F}"/>
 </file>
 
 <file path=customXml/itemProps2.xml><?xml version="1.0" encoding="utf-8"?>
